--- a/report/report.docx
+++ b/report/report.docx
@@ -2091,71 +2091,27 @@
       <w:r>
         <w:t xml:space="preserve"> (return a representative of x’s set), </w:t>
       </w:r>
-      <w:proofErr w:type="gramStart"/>
       <w:r>
         <w:rPr>
           <w:rFonts w:ascii="Consolas" w:eastAsia="Consolas" w:hAnsi="Consolas" w:cs="Consolas"/>
           <w:sz w:val="20"/>
           <w:szCs w:val="20"/>
         </w:rPr>
-        <w:t>unite(</w:t>
-      </w:r>
-      <w:proofErr w:type="gramEnd"/>
+        <w:t>unite(a, b)</w:t>
+      </w:r>
+      <w:r>
+        <w:t xml:space="preserve"> (merge the two sets) and </w:t>
+      </w:r>
       <w:r>
         <w:rPr>
           <w:rFonts w:ascii="Consolas" w:eastAsia="Consolas" w:hAnsi="Consolas" w:cs="Consolas"/>
           <w:sz w:val="20"/>
           <w:szCs w:val="20"/>
         </w:rPr>
-        <w:t>a, b)</w:t>
-      </w:r>
-      <w:r>
-        <w:t xml:space="preserve"> (merge the two sets) and </w:t>
-      </w:r>
-      <w:proofErr w:type="gramStart"/>
-      <w:r>
-        <w:rPr>
-          <w:rFonts w:ascii="Consolas" w:eastAsia="Consolas" w:hAnsi="Consolas" w:cs="Consolas"/>
-          <w:sz w:val="20"/>
-          <w:szCs w:val="20"/>
-        </w:rPr>
-        <w:t>connected(</w:t>
-      </w:r>
-      <w:proofErr w:type="gramEnd"/>
-      <w:r>
-        <w:rPr>
-          <w:rFonts w:ascii="Consolas" w:eastAsia="Consolas" w:hAnsi="Consolas" w:cs="Consolas"/>
-          <w:sz w:val="20"/>
-          <w:szCs w:val="20"/>
-        </w:rPr>
-        <w:t>a, b)</w:t>
-      </w:r>
-      <w:r>
-        <w:t xml:space="preserve">. It is represented as a forest: each element stores a parent index, and each root is the representative of its tree (Galler &amp; Fischer 1964). The two classical improvements are a linking rule that keeps trees shallow (union by rank or by size) and a path rule that shortens paths during find (path compression or path halving). An early analysis of the combination gave </w:t>
-      </w:r>
-      <w:proofErr w:type="gramStart"/>
-      <w:r>
-        <w:t>O(</w:t>
-      </w:r>
-      <w:proofErr w:type="gramEnd"/>
-      <w:r>
-        <w:t xml:space="preserve">log* n) per operation (Hopcroft &amp; Ullman 1973). The sharper result is that m operations cost </w:t>
-      </w:r>
-      <w:proofErr w:type="gramStart"/>
-      <w:r>
-        <w:t>O(</w:t>
-      </w:r>
-      <w:proofErr w:type="gramEnd"/>
-      <w:r>
-        <w:t>m α(n)) amortized, where α is the inverse Ackermann function (Tarjan 1975; Tarjan &amp; van Leeuwen 1984). This bound is tight in the cell-probe model (Fredman &amp; Saks 1989), and α(n) ≤ 4 for any n of practical size (</w:t>
-      </w:r>
-      <w:proofErr w:type="spellStart"/>
-      <w:r>
-        <w:t>Cormen</w:t>
-      </w:r>
-      <w:proofErr w:type="spellEnd"/>
-      <w:r>
-        <w:t xml:space="preserve"> et al. 2022).</w:t>
+        <w:t>connected(a, b)</w:t>
+      </w:r>
+      <w:r>
+        <w:t>. It is represented as a forest: each element stores a parent index, and each root is the representative of its tree (Galler &amp; Fischer 1964). The two classical improvements are a linking rule that keeps trees shallow (union by rank or by size) and a path rule that shortens paths during find (path compression or path halving). An early analysis of the combination gave O(log* n) per operation (Hopcroft &amp; Ullman 1973). The sharper result is that m operations cost O(m α(n)) amortized, where α is the inverse Ackermann function (Tarjan 1975; Tarjan &amp; van Leeuwen 1984). This bound is tight in the cell-probe model (Fredman &amp; Saks 1989), and α(n) ≤ 4 for any n of practical size (Cormen et al. 2022).</w:t>
       </w:r>
     </w:p>
     <w:p>
@@ -2185,31 +2141,7 @@
         <w:t xml:space="preserve">Language and build. </w:t>
       </w:r>
       <w:r>
-        <w:t xml:space="preserve">C++17, header-only, built with </w:t>
-      </w:r>
-      <w:proofErr w:type="spellStart"/>
-      <w:r>
-        <w:t>CMake</w:t>
-      </w:r>
-      <w:proofErr w:type="spellEnd"/>
-      <w:r>
-        <w:t xml:space="preserve">. Tests run in a Debug build with </w:t>
-      </w:r>
-      <w:proofErr w:type="spellStart"/>
-      <w:r>
-        <w:t>AddressSanitizer</w:t>
-      </w:r>
-      <w:proofErr w:type="spellEnd"/>
-      <w:r>
-        <w:t xml:space="preserve"> (and </w:t>
-      </w:r>
-      <w:proofErr w:type="spellStart"/>
-      <w:r>
-        <w:t>UndefinedBehaviorSanitizer</w:t>
-      </w:r>
-      <w:proofErr w:type="spellEnd"/>
-      <w:r>
-        <w:t xml:space="preserve"> on GCC/Clang). Benchmarks run in a Release build (</w:t>
+        <w:t>C++17, header-only, built with CMake. Tests run in a Debug build with AddressSanitizer (and UndefinedBehaviorSanitizer on GCC/Clang). Benchmarks run in a Release build (</w:t>
       </w:r>
       <w:r>
         <w:rPr>
@@ -2250,37 +2182,25 @@
         </w:rPr>
         <w:t xml:space="preserve">Variants chosen at compile time. </w:t>
       </w:r>
-      <w:proofErr w:type="spellStart"/>
       <w:r>
         <w:rPr>
           <w:rFonts w:ascii="Consolas" w:eastAsia="Consolas" w:hAnsi="Consolas" w:cs="Consolas"/>
           <w:sz w:val="20"/>
           <w:szCs w:val="20"/>
         </w:rPr>
-        <w:t>UnionFind</w:t>
-      </w:r>
-      <w:proofErr w:type="spellEnd"/>
+        <w:t>UnionFind&lt;Link, Path&gt;</w:t>
+      </w:r>
+      <w:r>
+        <w:t xml:space="preserve"> takes the linking rule (naive, by rank, by size) and the path rule (none, full compression, halving) as template parameters, giving nine combinations. Each combination is compiled separately, so the timed loop contains no branch on the variant. A separate </w:t>
+      </w:r>
       <w:r>
         <w:rPr>
           <w:rFonts w:ascii="Consolas" w:eastAsia="Consolas" w:hAnsi="Consolas" w:cs="Consolas"/>
           <w:sz w:val="20"/>
           <w:szCs w:val="20"/>
         </w:rPr>
-        <w:t>&lt;Link, Path&gt;</w:t>
-      </w:r>
-      <w:r>
-        <w:t xml:space="preserve"> takes the linking rule (naive, by rank, by size) and the path rule (none, full compression, halving) as template parameters, giving nine combinations. Each combination is compiled separately, so the timed loop contains no branch on the variant. A separate </w:t>
-      </w:r>
-      <w:proofErr w:type="spellStart"/>
-      <w:r>
-        <w:rPr>
-          <w:rFonts w:ascii="Consolas" w:eastAsia="Consolas" w:hAnsi="Consolas" w:cs="Consolas"/>
-          <w:sz w:val="20"/>
-          <w:szCs w:val="20"/>
-        </w:rPr>
         <w:t>QuickFind</w:t>
       </w:r>
-      <w:proofErr w:type="spellEnd"/>
       <w:r>
         <w:t xml:space="preserve"> class is the baseline.</w:t>
       </w:r>
@@ -2304,23 +2224,13 @@
       <w:r>
         <w:t xml:space="preserve">A </w:t>
       </w:r>
-      <w:proofErr w:type="gramStart"/>
       <w:r>
         <w:rPr>
           <w:rFonts w:ascii="Consolas" w:eastAsia="Consolas" w:hAnsi="Consolas" w:cs="Consolas"/>
           <w:sz w:val="20"/>
           <w:szCs w:val="20"/>
         </w:rPr>
-        <w:t>std::</w:t>
-      </w:r>
-      <w:proofErr w:type="gramEnd"/>
-      <w:r>
-        <w:rPr>
-          <w:rFonts w:ascii="Consolas" w:eastAsia="Consolas" w:hAnsi="Consolas" w:cs="Consolas"/>
-          <w:sz w:val="20"/>
-          <w:szCs w:val="20"/>
-        </w:rPr>
-        <w:t>vector&lt;uint32_t&gt;</w:t>
+        <w:t>std::vector&lt;uint32_t&gt;</w:t>
       </w:r>
       <w:r>
         <w:t xml:space="preserve"> of parents and, for rank or size linking, a second array for rank or size. Naive linking does not allocate the second array, so it uses half the memory of the other variants. 32-bit indices limit n to 2^32 − 1 and halve memory traffic compared with 64-bit indices.</w:t>
@@ -2343,15 +2253,7 @@
         <w:t xml:space="preserve">Iterative finds. </w:t>
       </w:r>
       <w:r>
-        <w:t>Every find is a loop. Full compression uses two passes (find the root, then repoint the path) instead of the recursive textbook version (</w:t>
-      </w:r>
-      <w:proofErr w:type="spellStart"/>
-      <w:r>
-        <w:t>Cormen</w:t>
-      </w:r>
-      <w:proofErr w:type="spellEnd"/>
-      <w:r>
-        <w:t xml:space="preserve"> et al. 2022), because naive linking can build a path of length n − 1, which would overflow the call stack.</w:t>
+        <w:t>Every find is a loop. Full compression uses two passes (find the root, then repoint the path) instead of the recursive textbook version (Cormen et al. 2022), because naive linking can build a path of length n − 1, which would overflow the call stack.</w:t>
       </w:r>
     </w:p>
     <w:p>
@@ -2390,18 +2292,8 @@
           <w:sz w:val="20"/>
           <w:szCs w:val="20"/>
         </w:rPr>
-        <w:t xml:space="preserve">if </w:t>
-      </w:r>
-      <w:proofErr w:type="spellStart"/>
-      <w:r>
-        <w:rPr>
-          <w:rFonts w:ascii="Consolas" w:eastAsia="Consolas" w:hAnsi="Consolas" w:cs="Consolas"/>
-          <w:sz w:val="20"/>
-          <w:szCs w:val="20"/>
-        </w:rPr>
-        <w:t>constexpr</w:t>
-      </w:r>
-      <w:proofErr w:type="spellEnd"/>
+        <w:t>if constexpr</w:t>
+      </w:r>
       <w:r>
         <w:t>, so the timed build contains none of it. Counts are collected in a separate, untimed run.</w:t>
       </w:r>
@@ -2452,15 +2344,7 @@
         <w:spacing w:after="120"/>
       </w:pPr>
       <w:r>
-        <w:t xml:space="preserve">Bounds are </w:t>
-      </w:r>
-      <w:proofErr w:type="spellStart"/>
-      <w:r>
-        <w:t>for m</w:t>
-      </w:r>
-      <w:proofErr w:type="spellEnd"/>
-      <w:r>
-        <w:t xml:space="preserve"> operations on n elements with m ≥ n. A worst-case bound on a single operation and an amortized bound per operation are different claims: with path compression, a single find can still be expensive but pays for later ones.</w:t>
+        <w:t>Bounds are for m operations on n elements with m ≥ n. A worst-case bound on a single operation and an amortized bound per operation are different claims: with path compression, a single find can still be expensive but pays for later ones.</w:t>
       </w:r>
     </w:p>
     <w:tbl>
@@ -2595,7 +2479,6 @@
             </w:tcMar>
           </w:tcPr>
           <w:p>
-            <w:proofErr w:type="gramStart"/>
             <w:r>
               <w:rPr>
                 <w:sz w:val="20"/>
@@ -2603,7 +2486,6 @@
               </w:rPr>
               <w:t>Quick-find</w:t>
             </w:r>
-            <w:proofErr w:type="gramEnd"/>
           </w:p>
         </w:tc>
         <w:tc>
@@ -2628,23 +2510,7 @@
                 <w:sz w:val="20"/>
                 <w:szCs w:val="20"/>
               </w:rPr>
-              <w:t xml:space="preserve">find </w:t>
-            </w:r>
-            <w:proofErr w:type="gramStart"/>
-            <w:r>
-              <w:rPr>
-                <w:sz w:val="20"/>
-                <w:szCs w:val="20"/>
-              </w:rPr>
-              <w:t>O(</w:t>
-            </w:r>
-            <w:proofErr w:type="gramEnd"/>
-            <w:r>
-              <w:rPr>
-                <w:sz w:val="20"/>
-                <w:szCs w:val="20"/>
-              </w:rPr>
-              <w:t>1), unite Θ(n)</w:t>
+              <w:t>find O(1), unite Θ(n)</w:t>
             </w:r>
           </w:p>
         </w:tc>
@@ -2960,21 +2826,12 @@
             </w:tcMar>
           </w:tcPr>
           <w:p>
-            <w:proofErr w:type="gramStart"/>
-            <w:r>
-              <w:rPr>
-                <w:sz w:val="20"/>
-                <w:szCs w:val="20"/>
-              </w:rPr>
-              <w:t>O(</w:t>
-            </w:r>
-            <w:proofErr w:type="gramEnd"/>
-            <w:r>
-              <w:rPr>
-                <w:sz w:val="20"/>
-                <w:szCs w:val="20"/>
-              </w:rPr>
-              <w:t>log n)</w:t>
+            <w:r>
+              <w:rPr>
+                <w:sz w:val="20"/>
+                <w:szCs w:val="20"/>
+              </w:rPr>
+              <w:t>O(log n)</w:t>
             </w:r>
           </w:p>
         </w:tc>
@@ -2995,37 +2852,12 @@
             </w:tcMar>
           </w:tcPr>
           <w:p>
-            <w:proofErr w:type="gramStart"/>
-            <w:r>
-              <w:rPr>
-                <w:sz w:val="20"/>
-                <w:szCs w:val="20"/>
-              </w:rPr>
-              <w:t>O(</w:t>
-            </w:r>
-            <w:proofErr w:type="gramEnd"/>
-            <w:r>
-              <w:rPr>
-                <w:sz w:val="20"/>
-                <w:szCs w:val="20"/>
-              </w:rPr>
-              <w:t>log n) (</w:t>
-            </w:r>
-            <w:proofErr w:type="spellStart"/>
-            <w:r>
-              <w:rPr>
-                <w:sz w:val="20"/>
-                <w:szCs w:val="20"/>
-              </w:rPr>
-              <w:t>Cormen</w:t>
-            </w:r>
-            <w:proofErr w:type="spellEnd"/>
-            <w:r>
-              <w:rPr>
-                <w:sz w:val="20"/>
-                <w:szCs w:val="20"/>
-              </w:rPr>
-              <w:t xml:space="preserve"> et al. 2022)</w:t>
+            <w:r>
+              <w:rPr>
+                <w:sz w:val="20"/>
+                <w:szCs w:val="20"/>
+              </w:rPr>
+              <w:t>O(log n) (Cormen et al. 2022)</w:t>
             </w:r>
           </w:p>
         </w:tc>
@@ -3074,21 +2906,12 @@
             </w:tcMar>
           </w:tcPr>
           <w:p>
-            <w:proofErr w:type="gramStart"/>
-            <w:r>
-              <w:rPr>
-                <w:sz w:val="20"/>
-                <w:szCs w:val="20"/>
-              </w:rPr>
-              <w:t>O(</w:t>
-            </w:r>
-            <w:proofErr w:type="gramEnd"/>
-            <w:r>
-              <w:rPr>
-                <w:sz w:val="20"/>
-                <w:szCs w:val="20"/>
-              </w:rPr>
-              <w:t>log n)</w:t>
+            <w:r>
+              <w:rPr>
+                <w:sz w:val="20"/>
+                <w:szCs w:val="20"/>
+              </w:rPr>
+              <w:t>O(log n)</w:t>
             </w:r>
           </w:p>
         </w:tc>
@@ -3163,21 +2986,12 @@
             </w:tcMar>
           </w:tcPr>
           <w:p>
-            <w:proofErr w:type="gramStart"/>
-            <w:r>
-              <w:rPr>
-                <w:sz w:val="20"/>
-                <w:szCs w:val="20"/>
-              </w:rPr>
-              <w:t>O(</w:t>
-            </w:r>
-            <w:proofErr w:type="gramEnd"/>
-            <w:r>
-              <w:rPr>
-                <w:sz w:val="20"/>
-                <w:szCs w:val="20"/>
-              </w:rPr>
-              <w:t>log n)</w:t>
+            <w:r>
+              <w:rPr>
+                <w:sz w:val="20"/>
+                <w:szCs w:val="20"/>
+              </w:rPr>
+              <w:t>O(log n)</w:t>
             </w:r>
           </w:p>
         </w:tc>
@@ -3298,15 +3112,7 @@
         <w:spacing w:after="120"/>
       </w:pPr>
       <w:r>
-        <w:t xml:space="preserve">Together these give exactly </w:t>
-      </w:r>
-      <w:proofErr w:type="spellStart"/>
-      <w:r>
-        <w:t>w·h</w:t>
-      </w:r>
-      <w:proofErr w:type="spellEnd"/>
-      <w:r>
-        <w:t xml:space="preserve"> − 1 removed walls. The generator (</w:t>
+        <w:t>Together these give exactly w·h − 1 removed walls. The generator (</w:t>
       </w:r>
       <w:r>
         <w:rPr>
@@ -3314,25 +3120,7 @@
           <w:sz w:val="20"/>
           <w:szCs w:val="20"/>
         </w:rPr>
-        <w:t>include/</w:t>
-      </w:r>
-      <w:proofErr w:type="spellStart"/>
-      <w:r>
-        <w:rPr>
-          <w:rFonts w:ascii="Consolas" w:eastAsia="Consolas" w:hAnsi="Consolas" w:cs="Consolas"/>
-          <w:sz w:val="20"/>
-          <w:szCs w:val="20"/>
-        </w:rPr>
-        <w:t>uf</w:t>
-      </w:r>
-      <w:proofErr w:type="spellEnd"/>
-      <w:r>
-        <w:rPr>
-          <w:rFonts w:ascii="Consolas" w:eastAsia="Consolas" w:hAnsi="Consolas" w:cs="Consolas"/>
-          <w:sz w:val="20"/>
-          <w:szCs w:val="20"/>
-        </w:rPr>
-        <w:t>/maze.hpp</w:t>
+        <w:t>include/uf/maze.hpp</w:t>
       </w:r>
       <w:r>
         <w:t>) contains no randomness. The caller shuffles the walls, so the benchmark can do so before timing.</w:t>
@@ -3455,23 +3243,7 @@
                 <w:sz w:val="20"/>
                 <w:szCs w:val="20"/>
               </w:rPr>
-              <w:t>include/</w:t>
-            </w:r>
-            <w:proofErr w:type="spellStart"/>
-            <w:r>
-              <w:rPr>
-                <w:sz w:val="20"/>
-                <w:szCs w:val="20"/>
-              </w:rPr>
-              <w:t>uf</w:t>
-            </w:r>
-            <w:proofErr w:type="spellEnd"/>
-            <w:r>
-              <w:rPr>
-                <w:sz w:val="20"/>
-                <w:szCs w:val="20"/>
-              </w:rPr>
-              <w:t>/union_find.hpp</w:t>
+              <w:t>include/uf/union_find.hpp</w:t>
             </w:r>
           </w:p>
         </w:tc>
@@ -3492,21 +3264,12 @@
             </w:tcMar>
           </w:tcPr>
           <w:p>
-            <w:proofErr w:type="spellStart"/>
-            <w:r>
-              <w:rPr>
-                <w:sz w:val="20"/>
-                <w:szCs w:val="20"/>
-              </w:rPr>
-              <w:t>UnionFind</w:t>
-            </w:r>
-            <w:proofErr w:type="spellEnd"/>
-            <w:r>
-              <w:rPr>
-                <w:sz w:val="20"/>
-                <w:szCs w:val="20"/>
-              </w:rPr>
-              <w:t>&lt;Link, Path, Counting&gt;: the data structure</w:t>
+            <w:r>
+              <w:rPr>
+                <w:sz w:val="20"/>
+                <w:szCs w:val="20"/>
+              </w:rPr>
+              <w:t>UnionFind&lt;Link, Path, Counting&gt;: the data structure</w:t>
             </w:r>
           </w:p>
         </w:tc>
@@ -3534,23 +3297,7 @@
                 <w:sz w:val="20"/>
                 <w:szCs w:val="20"/>
               </w:rPr>
-              <w:t>include/</w:t>
-            </w:r>
-            <w:proofErr w:type="spellStart"/>
-            <w:r>
-              <w:rPr>
-                <w:sz w:val="20"/>
-                <w:szCs w:val="20"/>
-              </w:rPr>
-              <w:t>uf</w:t>
-            </w:r>
-            <w:proofErr w:type="spellEnd"/>
-            <w:r>
-              <w:rPr>
-                <w:sz w:val="20"/>
-                <w:szCs w:val="20"/>
-              </w:rPr>
-              <w:t>/quick_find.hpp</w:t>
+              <w:t>include/uf/quick_find.hpp</w:t>
             </w:r>
           </w:p>
         </w:tc>
@@ -3604,23 +3351,7 @@
                 <w:sz w:val="20"/>
                 <w:szCs w:val="20"/>
               </w:rPr>
-              <w:t>include/</w:t>
-            </w:r>
-            <w:proofErr w:type="spellStart"/>
-            <w:r>
-              <w:rPr>
-                <w:sz w:val="20"/>
-                <w:szCs w:val="20"/>
-              </w:rPr>
-              <w:t>uf</w:t>
-            </w:r>
-            <w:proofErr w:type="spellEnd"/>
-            <w:r>
-              <w:rPr>
-                <w:sz w:val="20"/>
-                <w:szCs w:val="20"/>
-              </w:rPr>
-              <w:t>/variants.hpp</w:t>
+              <w:t>include/uf/variants.hpp</w:t>
             </w:r>
           </w:p>
         </w:tc>
@@ -3674,23 +3405,7 @@
                 <w:sz w:val="20"/>
                 <w:szCs w:val="20"/>
               </w:rPr>
-              <w:t>include/</w:t>
-            </w:r>
-            <w:proofErr w:type="spellStart"/>
-            <w:r>
-              <w:rPr>
-                <w:sz w:val="20"/>
-                <w:szCs w:val="20"/>
-              </w:rPr>
-              <w:t>uf</w:t>
-            </w:r>
-            <w:proofErr w:type="spellEnd"/>
-            <w:r>
-              <w:rPr>
-                <w:sz w:val="20"/>
-                <w:szCs w:val="20"/>
-              </w:rPr>
-              <w:t>/maze.hpp</w:t>
+              <w:t>include/uf/maze.hpp</w:t>
             </w:r>
           </w:p>
         </w:tc>
@@ -3711,53 +3426,12 @@
             </w:tcMar>
           </w:tcPr>
           <w:p>
-            <w:proofErr w:type="spellStart"/>
-            <w:r>
-              <w:rPr>
-                <w:sz w:val="20"/>
-                <w:szCs w:val="20"/>
-              </w:rPr>
-              <w:t>grid_</w:t>
-            </w:r>
-            <w:proofErr w:type="gramStart"/>
-            <w:r>
-              <w:rPr>
-                <w:sz w:val="20"/>
-                <w:szCs w:val="20"/>
-              </w:rPr>
-              <w:t>walls</w:t>
-            </w:r>
-            <w:proofErr w:type="spellEnd"/>
-            <w:r>
-              <w:rPr>
-                <w:sz w:val="20"/>
-                <w:szCs w:val="20"/>
-              </w:rPr>
-              <w:t>(</w:t>
-            </w:r>
-            <w:proofErr w:type="gramEnd"/>
-            <w:r>
-              <w:rPr>
-                <w:sz w:val="20"/>
-                <w:szCs w:val="20"/>
-              </w:rPr>
-              <w:t>) and carve&lt;UF</w:t>
-            </w:r>
-            <w:proofErr w:type="gramStart"/>
-            <w:r>
-              <w:rPr>
-                <w:sz w:val="20"/>
-                <w:szCs w:val="20"/>
-              </w:rPr>
-              <w:t>&gt;(</w:t>
-            </w:r>
-            <w:proofErr w:type="gramEnd"/>
-            <w:r>
-              <w:rPr>
-                <w:sz w:val="20"/>
-                <w:szCs w:val="20"/>
-              </w:rPr>
-              <w:t>): maze generation</w:t>
+            <w:r>
+              <w:rPr>
+                <w:sz w:val="20"/>
+                <w:szCs w:val="20"/>
+              </w:rPr>
+              <w:t>grid_walls() and carve&lt;UF&gt;(): maze generation</w:t>
             </w:r>
           </w:p>
         </w:tc>
@@ -4136,15 +3810,7 @@
         <w:t xml:space="preserve">Maze. </w:t>
       </w:r>
       <w:r>
-        <w:t xml:space="preserve">For every variant and several grid shapes (including 0×0, 1×1 and one-cell-wide corridors), the removed walls must join adjacent cells, number </w:t>
-      </w:r>
-      <w:proofErr w:type="spellStart"/>
-      <w:r>
-        <w:t>w·h</w:t>
-      </w:r>
-      <w:proofErr w:type="spellEnd"/>
-      <w:r>
-        <w:t xml:space="preserve"> − 1, and connect every cell (checked by breadth-first search). All variants must carve the identical maze. As a check on the test itself, removing the </w:t>
+        <w:t xml:space="preserve">For every variant and several grid shapes (including 0×0, 1×1 and one-cell-wide corridors), the removed walls must join adjacent cells, number w·h − 1, and connect every cell (checked by breadth-first search). All variants must carve the identical maze. As a check on the test itself, removing the </w:t>
       </w:r>
       <w:r>
         <w:rPr>
@@ -4216,18 +3882,8 @@
         </w:rPr>
         <w:t xml:space="preserve">Deep paths. </w:t>
       </w:r>
-      <w:proofErr w:type="gramStart"/>
-      <w:r>
-        <w:t>unite(</w:t>
-      </w:r>
-      <w:proofErr w:type="spellStart"/>
-      <w:proofErr w:type="gramEnd"/>
-      <w:r>
-        <w:t>i</w:t>
-      </w:r>
-      <w:proofErr w:type="spellEnd"/>
-      <w:r>
-        <w:t>, i+1) on 200,000 elements under naive linking builds a path of length n − 1. The iterative finds handle it without stack overflow.</w:t>
+      <w:r>
+        <w:t>unite(i, i+1) on 200,000 elements under naive linking builds a path of length n − 1. The iterative finds handle it without stack overflow.</w:t>
       </w:r>
     </w:p>
     <w:p>
@@ -4566,69 +4222,12 @@
             </w:tcMar>
           </w:tcPr>
           <w:p>
-            <w:proofErr w:type="spellStart"/>
-            <w:r>
-              <w:rPr>
-                <w:sz w:val="20"/>
-                <w:szCs w:val="20"/>
-              </w:rPr>
-              <w:t>rank_compress</w:t>
-            </w:r>
-            <w:proofErr w:type="spellEnd"/>
-            <w:r>
-              <w:rPr>
-                <w:sz w:val="20"/>
-                <w:szCs w:val="20"/>
-              </w:rPr>
-              <w:t xml:space="preserve"> and </w:t>
-            </w:r>
-            <w:proofErr w:type="spellStart"/>
-            <w:r>
-              <w:rPr>
-                <w:sz w:val="20"/>
-                <w:szCs w:val="20"/>
-              </w:rPr>
-              <w:t>size_compress</w:t>
-            </w:r>
-            <w:proofErr w:type="spellEnd"/>
-            <w:r>
-              <w:rPr>
-                <w:sz w:val="20"/>
-                <w:szCs w:val="20"/>
-              </w:rPr>
-              <w:t xml:space="preserve"> (and </w:t>
-            </w:r>
-            <w:proofErr w:type="spellStart"/>
-            <w:r>
-              <w:rPr>
-                <w:sz w:val="20"/>
-                <w:szCs w:val="20"/>
-              </w:rPr>
-              <w:t>rank_halve</w:t>
-            </w:r>
-            <w:proofErr w:type="spellEnd"/>
-            <w:r>
-              <w:rPr>
-                <w:sz w:val="20"/>
-                <w:szCs w:val="20"/>
-              </w:rPr>
-              <w:t xml:space="preserve"> and </w:t>
-            </w:r>
-            <w:proofErr w:type="spellStart"/>
-            <w:r>
-              <w:rPr>
-                <w:sz w:val="20"/>
-                <w:szCs w:val="20"/>
-              </w:rPr>
-              <w:t>size_halve</w:t>
-            </w:r>
-            <w:proofErr w:type="spellEnd"/>
-            <w:r>
-              <w:rPr>
-                <w:sz w:val="20"/>
-                <w:szCs w:val="20"/>
-              </w:rPr>
-              <w:t>) are within 10% of each other at every n.</w:t>
+            <w:r>
+              <w:rPr>
+                <w:sz w:val="20"/>
+                <w:szCs w:val="20"/>
+              </w:rPr>
+              <w:t>rank_compress and size_compress (and rank_halve and size_halve) are within 10% of each other at every n.</w:t>
             </w:r>
           </w:p>
         </w:tc>
@@ -4788,23 +4387,7 @@
                 <w:sz w:val="20"/>
                 <w:szCs w:val="20"/>
               </w:rPr>
-              <w:t xml:space="preserve">For </w:t>
-            </w:r>
-            <w:proofErr w:type="spellStart"/>
-            <w:r>
-              <w:rPr>
-                <w:sz w:val="20"/>
-                <w:szCs w:val="20"/>
-              </w:rPr>
-              <w:t>rank_compress</w:t>
-            </w:r>
-            <w:proofErr w:type="spellEnd"/>
-            <w:r>
-              <w:rPr>
-                <w:sz w:val="20"/>
-                <w:szCs w:val="20"/>
-              </w:rPr>
-              <w:t>, path length per find stays flat from 2^10 to 2^24, but ns/op rises at least 3×, in steps near the L2 (≈ 2^17) and L3 (2^21 to 2^23) limits.</w:t>
+              <w:t>For rank_compress, path length per find stays flat from 2^10 to 2^24, but ns/op rises at least 3×, in steps near the L2 (≈ 2^17) and L3 (2^21 to 2^23) limits.</w:t>
             </w:r>
           </w:p>
         </w:tc>
@@ -4879,21 +4462,12 @@
             </w:tcMar>
           </w:tcPr>
           <w:p>
-            <w:proofErr w:type="spellStart"/>
-            <w:r>
-              <w:rPr>
-                <w:sz w:val="20"/>
-                <w:szCs w:val="20"/>
-              </w:rPr>
-              <w:t>maze_scrambled</w:t>
-            </w:r>
-            <w:proofErr w:type="spellEnd"/>
-            <w:r>
-              <w:rPr>
-                <w:sz w:val="20"/>
-                <w:szCs w:val="20"/>
-              </w:rPr>
-              <w:t xml:space="preserve"> is within 1.3× of maze at n ≤ 2^16 and at least 1.5× slower at n ≥ 2^22; operation counts are identical.</w:t>
+            <w:r>
+              <w:rPr>
+                <w:sz w:val="20"/>
+                <w:szCs w:val="20"/>
+              </w:rPr>
+              <w:t>maze_scrambled is within 1.3× of maze at n ≤ 2^16 and at least 1.5× slower at n ≥ 2^22; operation counts are identical.</w:t>
             </w:r>
           </w:p>
         </w:tc>
@@ -5053,39 +4627,7 @@
                 <w:sz w:val="20"/>
                 <w:szCs w:val="20"/>
               </w:rPr>
-              <w:t xml:space="preserve">Quick-find and </w:t>
-            </w:r>
-            <w:proofErr w:type="spellStart"/>
-            <w:r>
-              <w:rPr>
-                <w:sz w:val="20"/>
-                <w:szCs w:val="20"/>
-              </w:rPr>
-              <w:t>naive_none</w:t>
-            </w:r>
-            <w:proofErr w:type="spellEnd"/>
-            <w:r>
-              <w:rPr>
-                <w:sz w:val="20"/>
-                <w:szCs w:val="20"/>
-              </w:rPr>
-              <w:t xml:space="preserve"> on chain grow at their textbook rates (log-log slope 0.85 to 1.15); </w:t>
-            </w:r>
-            <w:proofErr w:type="spellStart"/>
-            <w:r>
-              <w:rPr>
-                <w:sz w:val="20"/>
-                <w:szCs w:val="20"/>
-              </w:rPr>
-              <w:t>naive_none’s</w:t>
-            </w:r>
-            <w:proofErr w:type="spellEnd"/>
-            <w:r>
-              <w:rPr>
-                <w:sz w:val="20"/>
-                <w:szCs w:val="20"/>
-              </w:rPr>
-              <w:t xml:space="preserve"> path length per find matches 1.5·n(n−1)/(4n−2) within 2%.</w:t>
+              <w:t>Quick-find and naive_none on chain grow at their textbook rates (log-log slope 0.85 to 1.15); naive_none’s path length per find matches 1.5·n(n−1)/(4n−2) within 2%.</w:t>
             </w:r>
           </w:p>
         </w:tc>
@@ -5118,15 +4660,7 @@
         <w:t xml:space="preserve">Data seen before the predictions were finalised. </w:t>
       </w:r>
       <w:r>
-        <w:t xml:space="preserve">While the harness was being built, short smoke tests were run: one repetition of </w:t>
-      </w:r>
-      <w:proofErr w:type="spellStart"/>
-      <w:r>
-        <w:t>random_mixed</w:t>
-      </w:r>
-      <w:proofErr w:type="spellEnd"/>
-      <w:r>
-        <w:t xml:space="preserve"> and chain at n = 2^10 to 2^16 (timings and counts), and five repetitions of maze at n = 2^10 to 2^12. The predictions target cases these did not cover. Results inside those ranges are reported but not counted as confirming a prediction. H2 was revised after the counters showed that its original reasoning (“halving makes fewer writes”) was wrong; the original is kept in Appendix B.</w:t>
+        <w:t>While the harness was being built, short smoke tests were run: one repetition of random_mixed and chain at n = 2^10 to 2^16 (timings and counts), and five repetitions of maze at n = 2^10 to 2^12. The predictions target cases these did not cover. Results inside those ranges are reported but not counted as confirming a prediction. H2 was revised after the counters showed that its original reasoning (“halving makes fewer writes”) was wrong; the original is kept in Appendix B.</w:t>
       </w:r>
     </w:p>
     <w:p>
@@ -5134,15 +4668,7 @@
         <w:spacing w:after="120"/>
       </w:pPr>
       <w:r>
-        <w:t>H3a, H3b and H4 rest on the difference in cost between a cache hit and a miss to main memory, which is one to two orders of magnitude on current hardware (</w:t>
-      </w:r>
-      <w:proofErr w:type="spellStart"/>
-      <w:r>
-        <w:t>Drepper</w:t>
-      </w:r>
-      <w:proofErr w:type="spellEnd"/>
-      <w:r>
-        <w:t xml:space="preserve"> 2007).</w:t>
+        <w:t>H3a, H3b and H4 rest on the difference in cost between a cache hit and a miss to main memory, which is one to two orders of magnitude on current hardware (Drepper 2007).</w:t>
       </w:r>
     </w:p>
     <w:p>
@@ -5356,23 +4882,7 @@
                 <w:sz w:val="20"/>
                 <w:szCs w:val="20"/>
               </w:rPr>
-              <w:t>L2 1.25 MB per P-core and 2 MB per E-core cluster, 11.5 MB in total, matching what Windows reports (</w:t>
-            </w:r>
-            <w:proofErr w:type="spellStart"/>
-            <w:r>
-              <w:rPr>
-                <w:sz w:val="20"/>
-                <w:szCs w:val="20"/>
-              </w:rPr>
-              <w:t>PassMark</w:t>
-            </w:r>
-            <w:proofErr w:type="spellEnd"/>
-            <w:r>
-              <w:rPr>
-                <w:sz w:val="20"/>
-                <w:szCs w:val="20"/>
-              </w:rPr>
-              <w:t xml:space="preserve"> Software n.d.); L3 24 MB shared (Intel Corporation n.d.)</w:t>
+              <w:t>L2 1.25 MB per P-core and 2 MB per E-core cluster, 11.5 MB in total, matching what Windows reports (PassMark Software n.d.); L3 24 MB shared (Intel Corporation n.d.)</w:t>
             </w:r>
           </w:p>
         </w:tc>
@@ -5534,23 +5044,7 @@
                 <w:sz w:val="20"/>
                 <w:szCs w:val="20"/>
               </w:rPr>
-              <w:t xml:space="preserve">MSVC 19.44 (Visual Studio 2022), </w:t>
-            </w:r>
-            <w:proofErr w:type="spellStart"/>
-            <w:r>
-              <w:rPr>
-                <w:sz w:val="20"/>
-                <w:szCs w:val="20"/>
-              </w:rPr>
-              <w:t>CMake</w:t>
-            </w:r>
-            <w:proofErr w:type="spellEnd"/>
-            <w:r>
-              <w:rPr>
-                <w:sz w:val="20"/>
-                <w:szCs w:val="20"/>
-              </w:rPr>
-              <w:t xml:space="preserve"> 3.31, Ninja; Release flags /O2 /DNDEBUG</w:t>
+              <w:t>MSVC 19.44 (Visual Studio 2022), CMake 3.31, Ninja; Release flags /O2 /DNDEBUG</w:t>
             </w:r>
           </w:p>
         </w:tc>
@@ -5658,23 +5152,7 @@
                 <w:sz w:val="20"/>
                 <w:szCs w:val="20"/>
               </w:rPr>
-              <w:t>build-release\bench.exe --out results\bench.csv --counts-out results\counts.csv --reps 7 --max-log 24 --quadratic-max-log 17 --seed 12345 --min-time-</w:t>
-            </w:r>
-            <w:proofErr w:type="spellStart"/>
-            <w:r>
-              <w:rPr>
-                <w:sz w:val="20"/>
-                <w:szCs w:val="20"/>
-              </w:rPr>
-              <w:t>ms</w:t>
-            </w:r>
-            <w:proofErr w:type="spellEnd"/>
-            <w:r>
-              <w:rPr>
-                <w:sz w:val="20"/>
-                <w:szCs w:val="20"/>
-              </w:rPr>
-              <w:t xml:space="preserve"> 5 (run 30 September 2026, 12:05 to 12:34, 29 minutes)</w:t>
+              <w:t>build-release\bench.exe --out results\bench.csv --counts-out results\counts.csv --reps 7 --max-log 24 --quadratic-max-log 17 --seed 12345 --min-time-ms 5 (run 30 September 2026, 12:05 to 12:34, 29 minutes)</w:t>
             </w:r>
           </w:p>
         </w:tc>
@@ -5848,7 +5326,6 @@
             </w:tcMar>
           </w:tcPr>
           <w:p>
-            <w:proofErr w:type="spellStart"/>
             <w:r>
               <w:rPr>
                 <w:sz w:val="20"/>
@@ -5856,7 +5333,6 @@
               </w:rPr>
               <w:t>random_mixed</w:t>
             </w:r>
-            <w:proofErr w:type="spellEnd"/>
           </w:p>
         </w:tc>
         <w:tc>
@@ -5956,46 +5432,12 @@
             </w:tcMar>
           </w:tcPr>
           <w:p>
-            <w:proofErr w:type="gramStart"/>
-            <w:r>
-              <w:rPr>
-                <w:sz w:val="20"/>
-                <w:szCs w:val="20"/>
-              </w:rPr>
-              <w:t>unite(</w:t>
-            </w:r>
-            <w:proofErr w:type="spellStart"/>
-            <w:proofErr w:type="gramEnd"/>
-            <w:r>
-              <w:rPr>
-                <w:sz w:val="20"/>
-                <w:szCs w:val="20"/>
-              </w:rPr>
-              <w:t>i</w:t>
-            </w:r>
-            <w:proofErr w:type="spellEnd"/>
-            <w:r>
-              <w:rPr>
-                <w:sz w:val="20"/>
-                <w:szCs w:val="20"/>
-              </w:rPr>
-              <w:t xml:space="preserve">, i+1) for all </w:t>
-            </w:r>
-            <w:proofErr w:type="spellStart"/>
-            <w:r>
-              <w:rPr>
-                <w:sz w:val="20"/>
-                <w:szCs w:val="20"/>
-              </w:rPr>
-              <w:t>i</w:t>
-            </w:r>
-            <w:proofErr w:type="spellEnd"/>
-            <w:r>
-              <w:rPr>
-                <w:sz w:val="20"/>
-                <w:szCs w:val="20"/>
-              </w:rPr>
-              <w:t>, then n queries from element 0</w:t>
+            <w:r>
+              <w:rPr>
+                <w:sz w:val="20"/>
+                <w:szCs w:val="20"/>
+              </w:rPr>
+              <w:t>unite(i, i+1) for all i, then n queries from element 0</w:t>
             </w:r>
           </w:p>
         </w:tc>
@@ -6075,39 +5517,7 @@
                 <w:sz w:val="20"/>
                 <w:szCs w:val="20"/>
               </w:rPr>
-              <w:t>Randomised Kruskal on a w × h grid (</w:t>
-            </w:r>
-            <w:proofErr w:type="spellStart"/>
-            <w:r>
-              <w:rPr>
-                <w:sz w:val="20"/>
-                <w:szCs w:val="20"/>
-              </w:rPr>
-              <w:t>w·h</w:t>
-            </w:r>
-            <w:proofErr w:type="spellEnd"/>
-            <w:r>
-              <w:rPr>
-                <w:sz w:val="20"/>
-                <w:szCs w:val="20"/>
-              </w:rPr>
-              <w:t xml:space="preserve"> = n): one </w:t>
-            </w:r>
-            <w:proofErr w:type="gramStart"/>
-            <w:r>
-              <w:rPr>
-                <w:sz w:val="20"/>
-                <w:szCs w:val="20"/>
-              </w:rPr>
-              <w:t>unite</w:t>
-            </w:r>
-            <w:proofErr w:type="gramEnd"/>
-            <w:r>
-              <w:rPr>
-                <w:sz w:val="20"/>
-                <w:szCs w:val="20"/>
-              </w:rPr>
-              <w:t xml:space="preserve"> per wall, shuffled</w:t>
+              <w:t>Randomised Kruskal on a w × h grid (w·h = n): one unite per wall, shuffled</w:t>
             </w:r>
           </w:p>
         </w:tc>
@@ -6156,7 +5566,6 @@
             </w:tcMar>
           </w:tcPr>
           <w:p>
-            <w:proofErr w:type="spellStart"/>
             <w:r>
               <w:rPr>
                 <w:sz w:val="20"/>
@@ -6164,7 +5573,6 @@
               </w:rPr>
               <w:t>maze_scrambled</w:t>
             </w:r>
-            <w:proofErr w:type="spellEnd"/>
           </w:p>
         </w:tc>
         <w:tc>
@@ -6261,26 +5669,14 @@
       <w:r>
         <w:t>Only the operation loop is timed (</w:t>
       </w:r>
-      <w:proofErr w:type="gramStart"/>
       <w:r>
         <w:rPr>
           <w:rFonts w:ascii="Consolas" w:eastAsia="Consolas" w:hAnsi="Consolas" w:cs="Consolas"/>
           <w:sz w:val="20"/>
           <w:szCs w:val="20"/>
         </w:rPr>
-        <w:t>std::chrono::</w:t>
-      </w:r>
-      <w:proofErr w:type="spellStart"/>
-      <w:proofErr w:type="gramEnd"/>
-      <w:r>
-        <w:rPr>
-          <w:rFonts w:ascii="Consolas" w:eastAsia="Consolas" w:hAnsi="Consolas" w:cs="Consolas"/>
-          <w:sz w:val="20"/>
-          <w:szCs w:val="20"/>
-        </w:rPr>
-        <w:t>steady_clock</w:t>
-      </w:r>
-      <w:proofErr w:type="spellEnd"/>
+        <w:t>std::chrono::steady_clock</w:t>
+      </w:r>
       <w:r>
         <w:t>). Workload generation, the construction of each union-find object and all output happen outside the timed region.</w:t>
       </w:r>
@@ -6295,15 +5691,7 @@
         <w:spacing w:after="60"/>
       </w:pPr>
       <w:r>
-        <w:t xml:space="preserve">Each variant gets one discarded warm-up run. A sample then repeats the run (a fresh object each time, built untimed) until its timed total is at least 5 </w:t>
-      </w:r>
-      <w:proofErr w:type="spellStart"/>
-      <w:r>
-        <w:t>ms</w:t>
-      </w:r>
-      <w:proofErr w:type="spellEnd"/>
-      <w:r>
-        <w:t>, and reports ns per operation. Each point is the median of the samples, with the interquartile range (IQR) as error bars.</w:t>
+        <w:t>Each variant gets one discarded warm-up run. A sample then repeats the run (a fresh object each time, built untimed) until its timed total is at least 5 ms, and reports ns per operation. Each point is the median of the samples, with the interquartile range (IQR) as error bars.</w:t>
       </w:r>
     </w:p>
     <w:p>
@@ -6329,15 +5717,7 @@
         <w:spacing w:after="60"/>
       </w:pPr>
       <w:r>
-        <w:t xml:space="preserve">Quick-find and </w:t>
-      </w:r>
-      <w:proofErr w:type="spellStart"/>
-      <w:r>
-        <w:t>naive_none</w:t>
-      </w:r>
-      <w:proofErr w:type="spellEnd"/>
-      <w:r>
-        <w:t xml:space="preserve"> can be quadratic, so they were run only up to n = 2^17. All other variants were run from 2^10 to 2^24. Each point has 7 samples.</w:t>
+        <w:t>Quick-find and naive_none can be quadratic, so they were run only up to n = 2^17. All other variants were run from 2^10 to 2^24. Each point has 7 samples.</w:t>
       </w:r>
     </w:p>
     <w:p>
@@ -6389,23 +5769,7 @@
           <w:b/>
           <w:bCs/>
         </w:rPr>
-        <w:t xml:space="preserve">Very </w:t>
-      </w:r>
-      <w:proofErr w:type="gramStart"/>
-      <w:r>
-        <w:rPr>
-          <w:b/>
-          <w:bCs/>
-        </w:rPr>
-        <w:t>short timed</w:t>
-      </w:r>
-      <w:proofErr w:type="gramEnd"/>
-      <w:r>
-        <w:rPr>
-          <w:b/>
-          <w:bCs/>
-        </w:rPr>
-        <w:t xml:space="preserve"> runs. </w:t>
+        <w:t xml:space="preserve">Very short timed runs. </w:t>
       </w:r>
       <w:r>
         <w:t>At n = 2^10, one run lasts about 10 to 20 µs, so a single OS interruption or timer tick is a large fraction of it.</w:t>
@@ -6456,15 +5820,7 @@
         <w:spacing w:after="120"/>
       </w:pPr>
       <w:r>
-        <w:t xml:space="preserve">The fixes were: a discarded warm-up run, a minimum timed duration per sample (5 </w:t>
-      </w:r>
-      <w:proofErr w:type="spellStart"/>
-      <w:r>
-        <w:t>ms</w:t>
-      </w:r>
-      <w:proofErr w:type="spellEnd"/>
-      <w:r>
-        <w:t>, reached by repeating the run), and pinning to a P-core at raised priority. Table 6 shows the effect on the same runs.</w:t>
+        <w:t>The fixes were: a discarded warm-up run, a minimum timed duration per sample (5 ms, reached by repeating the run), and pinning to a P-core at raised priority. Table 6 shows the effect on the same runs.</w:t>
       </w:r>
     </w:p>
     <w:tbl>
@@ -6934,15 +6290,7 @@
         <w:spacing w:after="120"/>
       </w:pPr>
       <w:r>
-        <w:t xml:space="preserve">In the final run (7 samples per point, 2^10 to 2^24, 544 points), the median spread was 2.0%, the 90th percentile 8.1%, and 93% of points were under 10%. The worst point was 42.4% (chain, </w:t>
-      </w:r>
-      <w:proofErr w:type="spellStart"/>
-      <w:r>
-        <w:t>size_none</w:t>
-      </w:r>
-      <w:proofErr w:type="spellEnd"/>
-      <w:r>
-        <w:t>, n = 2^20). Differences smaller than about 10% between two variants are therefore treated as inconclusive.</w:t>
+        <w:t>In the final run (7 samples per point, 2^10 to 2^24, 544 points), the median spread was 2.0%, the 90th percentile 8.1%, and 93% of points were under 10%. The worst point was 42.4% (chain, size_none, n = 2^20). Differences smaller than about 10% between two variants are therefore treated as inconclusive.</w:t>
       </w:r>
     </w:p>
     <w:p>
@@ -7008,23 +6356,13 @@
       <w:r>
         <w:t xml:space="preserve">-style tuning. </w:t>
       </w:r>
-      <w:proofErr w:type="gramStart"/>
       <w:r>
         <w:rPr>
           <w:rFonts w:ascii="Consolas" w:eastAsia="Consolas" w:hAnsi="Consolas" w:cs="Consolas"/>
           <w:sz w:val="20"/>
           <w:szCs w:val="20"/>
         </w:rPr>
-        <w:t>std::</w:t>
-      </w:r>
-      <w:proofErr w:type="gramEnd"/>
-      <w:r>
-        <w:rPr>
-          <w:rFonts w:ascii="Consolas" w:eastAsia="Consolas" w:hAnsi="Consolas" w:cs="Consolas"/>
-          <w:sz w:val="20"/>
-          <w:szCs w:val="20"/>
-        </w:rPr>
-        <w:t>shuffle</w:t>
+        <w:t>std::shuffle</w:t>
       </w:r>
       <w:r>
         <w:t xml:space="preserve"> and the </w:t>
@@ -7102,15 +6440,7 @@
         <w:spacing w:after="120"/>
       </w:pPr>
       <w:r>
-        <w:t>All variants produced identical checksums for every workload and size, and the counting build matched the timed build in all 512 counted cases (</w:t>
-      </w:r>
-      <w:proofErr w:type="gramStart"/>
-      <w:r>
-        <w:t>quick-find</w:t>
-      </w:r>
-      <w:proofErr w:type="gramEnd"/>
-      <w:r>
-        <w:t xml:space="preserve"> has no counting build), so every variant computed the same answers.</w:t>
+        <w:t>All variants produced identical checksums for every workload and size, and the counting build matched the timed build in all 512 counted cases (quick-find has no counting build), so every variant computed the same answers.</w:t>
       </w:r>
     </w:p>
     <w:p>
@@ -7175,27 +6505,7 @@
           <w:sz w:val="20"/>
           <w:szCs w:val="20"/>
         </w:rPr>
-        <w:t xml:space="preserve">Figure 1: maze: median ns per operation against n for every variant (log-log). Error bars show the IQR over 7 samples. Quick-find and </w:t>
-      </w:r>
-      <w:proofErr w:type="spellStart"/>
-      <w:r>
-        <w:rPr>
-          <w:i/>
-          <w:iCs/>
-          <w:sz w:val="20"/>
-          <w:szCs w:val="20"/>
-        </w:rPr>
-        <w:t>naive_none</w:t>
-      </w:r>
-      <w:proofErr w:type="spellEnd"/>
-      <w:r>
-        <w:rPr>
-          <w:i/>
-          <w:iCs/>
-          <w:sz w:val="20"/>
-          <w:szCs w:val="20"/>
-        </w:rPr>
-        <w:t xml:space="preserve"> stop at 2^17.</w:t>
+        <w:t>Figure 1: maze: median ns per operation against n for every variant (log-log). Error bars show the IQR over 7 samples. Quick-find and naive_none stop at 2^17.</w:t>
       </w:r>
     </w:p>
     <w:p>
@@ -7203,23 +6513,7 @@
         <w:spacing w:after="120"/>
       </w:pPr>
       <w:r>
-        <w:t xml:space="preserve">Figure 1 shows two groups. Quick-find and </w:t>
-      </w:r>
-      <w:proofErr w:type="spellStart"/>
-      <w:r>
-        <w:t>naive_none</w:t>
-      </w:r>
-      <w:proofErr w:type="spellEnd"/>
-      <w:r>
-        <w:t xml:space="preserve"> rise steeply, reaching about 1.4 × 10^4 ns per operation at 2^17. The other seven variants stay between about 2 and 120 ns over the whole range. The same grouping appears on </w:t>
-      </w:r>
-      <w:proofErr w:type="spellStart"/>
-      <w:r>
-        <w:t>random_mixed</w:t>
-      </w:r>
-      <w:proofErr w:type="spellEnd"/>
-      <w:r>
-        <w:t xml:space="preserve"> (Figure 2).</w:t>
+        <w:t>Figure 1 shows two groups. Quick-find and naive_none rise steeply, reaching about 1.4 × 10^4 ns per operation at 2^17. The other seven variants stay between about 2 and 120 ns over the whole range. The same grouping appears on random_mixed (Figure 2).</w:t>
       </w:r>
     </w:p>
     <w:p>
@@ -7285,27 +6579,7 @@
           <w:sz w:val="20"/>
           <w:szCs w:val="20"/>
         </w:rPr>
-        <w:t xml:space="preserve">Figure 2: </w:t>
-      </w:r>
-      <w:proofErr w:type="spellStart"/>
-      <w:r>
-        <w:rPr>
-          <w:i/>
-          <w:iCs/>
-          <w:sz w:val="20"/>
-          <w:szCs w:val="20"/>
-        </w:rPr>
-        <w:t>random_mixed</w:t>
-      </w:r>
-      <w:proofErr w:type="spellEnd"/>
-      <w:r>
-        <w:rPr>
-          <w:i/>
-          <w:iCs/>
-          <w:sz w:val="20"/>
-          <w:szCs w:val="20"/>
-        </w:rPr>
-        <w:t>: median ns per operation against n; error bars show the IQR over 7 samples.</w:t>
+        <w:t>Figure 2: random_mixed: median ns per operation against n; error bars show the IQR over 7 samples.</w:t>
       </w:r>
     </w:p>
     <w:p>
@@ -7370,7 +6644,6 @@
             </w:tcMar>
           </w:tcPr>
           <w:p>
-            <w:proofErr w:type="spellStart"/>
             <w:r>
               <w:rPr>
                 <w:b/>
@@ -7380,7 +6653,6 @@
               </w:rPr>
               <w:t>rank_compress</w:t>
             </w:r>
-            <w:proofErr w:type="spellEnd"/>
           </w:p>
         </w:tc>
         <w:tc>
@@ -7605,21 +6877,12 @@
             </w:tcMar>
           </w:tcPr>
           <w:p>
-            <w:proofErr w:type="spellStart"/>
-            <w:r>
-              <w:rPr>
-                <w:sz w:val="20"/>
-                <w:szCs w:val="20"/>
-              </w:rPr>
-              <w:t>random_mixed</w:t>
-            </w:r>
-            <w:proofErr w:type="spellEnd"/>
-            <w:r>
-              <w:rPr>
-                <w:sz w:val="20"/>
-                <w:szCs w:val="20"/>
-              </w:rPr>
-              <w:t xml:space="preserve"> ns/op</w:t>
+            <w:r>
+              <w:rPr>
+                <w:sz w:val="20"/>
+                <w:szCs w:val="20"/>
+              </w:rPr>
+              <w:t>random_mixed ns/op</w:t>
             </w:r>
           </w:p>
         </w:tc>
@@ -8029,27 +7292,7 @@
           <w:sz w:val="20"/>
           <w:szCs w:val="20"/>
         </w:rPr>
-        <w:t xml:space="preserve">Table 7: Median ns per operation for </w:t>
-      </w:r>
-      <w:proofErr w:type="spellStart"/>
-      <w:r>
-        <w:rPr>
-          <w:i/>
-          <w:iCs/>
-          <w:sz w:val="20"/>
-          <w:szCs w:val="20"/>
-        </w:rPr>
-        <w:t>rank_compress</w:t>
-      </w:r>
-      <w:proofErr w:type="spellEnd"/>
-      <w:r>
-        <w:rPr>
-          <w:i/>
-          <w:iCs/>
-          <w:sz w:val="20"/>
-          <w:szCs w:val="20"/>
-        </w:rPr>
-        <w:t>.</w:t>
+        <w:t>Table 7: Median ns per operation for rank_compress.</w:t>
       </w:r>
     </w:p>
     <w:p>
@@ -8115,27 +7358,7 @@
           <w:sz w:val="20"/>
           <w:szCs w:val="20"/>
         </w:rPr>
-        <w:t xml:space="preserve">Figure 3: maze: average path length per </w:t>
-      </w:r>
-      <w:proofErr w:type="gramStart"/>
-      <w:r>
-        <w:rPr>
-          <w:i/>
-          <w:iCs/>
-          <w:sz w:val="20"/>
-          <w:szCs w:val="20"/>
-        </w:rPr>
-        <w:t>find</w:t>
-      </w:r>
-      <w:proofErr w:type="gramEnd"/>
-      <w:r>
-        <w:rPr>
-          <w:i/>
-          <w:iCs/>
-          <w:sz w:val="20"/>
-          <w:szCs w:val="20"/>
-        </w:rPr>
-        <w:t xml:space="preserve"> against n, from the untimed counting run. The dotted lines mark where the parent and rank arrays (8 bytes per element) exceed the 1.25 MB L2 and the 24 MB L3.</w:t>
+        <w:t>Figure 3: maze: average path length per find against n, from the untimed counting run. The dotted lines mark where the parent and rank arrays (8 bytes per element) exceed the 1.25 MB L2 and the 24 MB L3.</w:t>
       </w:r>
     </w:p>
     <w:p>
@@ -8143,31 +7366,7 @@
         <w:spacing w:after="120"/>
       </w:pPr>
       <w:r>
-        <w:t xml:space="preserve">Over the same range, the path length per </w:t>
-      </w:r>
-      <w:proofErr w:type="gramStart"/>
-      <w:r>
-        <w:t>find</w:t>
-      </w:r>
-      <w:proofErr w:type="gramEnd"/>
-      <w:r>
-        <w:t xml:space="preserve"> for </w:t>
-      </w:r>
-      <w:proofErr w:type="spellStart"/>
-      <w:r>
-        <w:t>rank_compress</w:t>
-      </w:r>
-      <w:proofErr w:type="spellEnd"/>
-      <w:r>
-        <w:t xml:space="preserve"> stayed between 0.61 and 0.63 on </w:t>
-      </w:r>
-      <w:proofErr w:type="spellStart"/>
-      <w:r>
-        <w:t>random_mixed</w:t>
-      </w:r>
-      <w:proofErr w:type="spellEnd"/>
-      <w:r>
-        <w:t xml:space="preserve"> and between 0.96 and 1.00 on maze (Figure 3). Time per operation rose in three phases: by 3.2 to 3.7× from 2^11 to 2^14, by only 1.03 to 1.22× per doubling from 2^14 to 2^20, and by 1.31 to 1.69× per doubling from 2^21 to 2^23.</w:t>
+        <w:t>Over the same range, the path length per find for rank_compress stayed between 0.61 and 0.63 on random_mixed and between 0.96 and 1.00 on maze (Figure 3). Time per operation rose in three phases: by 3.2 to 3.7× from 2^11 to 2^14, by only 1.03 to 1.22× per doubling from 2^14 to 2^20, and by 1.31 to 1.69× per doubling from 2^21 to 2^23.</w:t>
       </w:r>
     </w:p>
     <w:p>
@@ -8624,17 +7823,8 @@
                 <w:sz w:val="20"/>
                 <w:szCs w:val="20"/>
               </w:rPr>
-              <w:t xml:space="preserve">rank / size, compress, </w:t>
-            </w:r>
-            <w:proofErr w:type="spellStart"/>
-            <w:r>
-              <w:rPr>
-                <w:sz w:val="20"/>
-                <w:szCs w:val="20"/>
-              </w:rPr>
-              <w:t>random_mixed</w:t>
-            </w:r>
-            <w:proofErr w:type="spellEnd"/>
+              <w:t>rank / size, compress, random_mixed</w:t>
+            </w:r>
           </w:p>
         </w:tc>
         <w:tc>
@@ -9001,17 +8191,8 @@
                 <w:sz w:val="20"/>
                 <w:szCs w:val="20"/>
               </w:rPr>
-              <w:t xml:space="preserve">halve / compress, rank, </w:t>
-            </w:r>
-            <w:proofErr w:type="spellStart"/>
-            <w:r>
-              <w:rPr>
-                <w:sz w:val="20"/>
-                <w:szCs w:val="20"/>
-              </w:rPr>
-              <w:t>random_mixed</w:t>
-            </w:r>
-            <w:proofErr w:type="spellEnd"/>
+              <w:t>halve / compress, rank, random_mixed</w:t>
+            </w:r>
           </w:p>
         </w:tc>
         <w:tc>
@@ -9258,31 +8439,7 @@
         <w:spacing w:after="120"/>
       </w:pPr>
       <w:r>
-        <w:t xml:space="preserve">Rank linking was slower than size linking at 12 of 12 sizes from 2^13 on maze and at 7 of 8 sizes from 2^17 on </w:t>
-      </w:r>
-      <w:proofErr w:type="spellStart"/>
-      <w:r>
-        <w:t>random_mixed</w:t>
-      </w:r>
-      <w:proofErr w:type="spellEnd"/>
-      <w:r>
-        <w:t xml:space="preserve">, by up to 16.5% and 20.0% respectively for compression, and by up to 30.8% for halving (maze, 2^13). The gap fell below 10% from 2^22, except on </w:t>
-      </w:r>
-      <w:proofErr w:type="spellStart"/>
-      <w:r>
-        <w:t>random_mixed</w:t>
-      </w:r>
-      <w:proofErr w:type="spellEnd"/>
-      <w:r>
-        <w:t xml:space="preserve"> at 2^22, where size was slower by 11% (compression) and 14% (halving). The counts differ by about 1%: 0.621 against 0.615 path length per find at 2^20 on </w:t>
-      </w:r>
-      <w:proofErr w:type="spellStart"/>
-      <w:r>
-        <w:t>random_mixed</w:t>
-      </w:r>
-      <w:proofErr w:type="spellEnd"/>
-      <w:r>
-        <w:t>.</w:t>
+        <w:t>Rank linking was slower than size linking at 12 of 12 sizes from 2^13 on maze and at 7 of 8 sizes from 2^17 on random_mixed, by up to 16.5% and 20.0% respectively for compression, and by up to 30.8% for halving (maze, 2^13). The gap fell below 10% from 2^22, except on random_mixed at 2^22, where size was slower by 11% (compression) and 14% (halving). The counts differ by about 1%: 0.621 against 0.615 path length per find at 2^20 on random_mixed.</w:t>
       </w:r>
     </w:p>
     <w:p>
@@ -9290,15 +8447,7 @@
         <w:spacing w:after="120"/>
       </w:pPr>
       <w:r>
-        <w:t xml:space="preserve">Halving was 7 to 40% faster than full compression from 2^13 to 2^20 (mostly 15 to 25%), although it made about 3.4× as many parent writes (0.50 against 0.15 per find). The ratio moved toward 1 as n grew, and at 2^23 and 2^24 full compression was 3 to 10% faster. Halving’s paths were about 5% longer (0.655 against 0.621 per find at 2^20 on </w:t>
-      </w:r>
-      <w:proofErr w:type="spellStart"/>
-      <w:r>
-        <w:t>random_mixed</w:t>
-      </w:r>
-      <w:proofErr w:type="spellEnd"/>
-      <w:r>
-        <w:t>).</w:t>
+        <w:t>Halving was 7 to 40% faster than full compression from 2^13 to 2^20 (mostly 15 to 25%), although it made about 3.4× as many parent writes (0.50 against 0.15 per find). The ratio moved toward 1 as n grew, and at 2^23 and 2^24 full compression was 3 to 10% faster. Halving’s paths were about 5% longer (0.655 against 0.621 per find at 2^20 on random_mixed).</w:t>
       </w:r>
     </w:p>
     <w:p>
@@ -9377,27 +8526,7 @@
           <w:sz w:val="20"/>
           <w:szCs w:val="20"/>
         </w:rPr>
-        <w:t xml:space="preserve">Figure 5: Median ns per operation of </w:t>
-      </w:r>
-      <w:proofErr w:type="spellStart"/>
-      <w:r>
-        <w:rPr>
-          <w:i/>
-          <w:iCs/>
-          <w:sz w:val="20"/>
-          <w:szCs w:val="20"/>
-        </w:rPr>
-        <w:t>maze_scrambled</w:t>
-      </w:r>
-      <w:proofErr w:type="spellEnd"/>
-      <w:r>
-        <w:rPr>
-          <w:i/>
-          <w:iCs/>
-          <w:sz w:val="20"/>
-          <w:szCs w:val="20"/>
-        </w:rPr>
-        <w:t xml:space="preserve"> divided by maze, for the four α(n) variants.</w:t>
+        <w:t>Figure 5: Median ns per operation of maze_scrambled divided by maze, for the four α(n) variants.</w:t>
       </w:r>
     </w:p>
     <w:p>
@@ -9405,15 +8534,7 @@
         <w:spacing w:after="120"/>
       </w:pPr>
       <w:r>
-        <w:t xml:space="preserve">Path length, writes, maximum path and checksum were identical for maze and </w:t>
-      </w:r>
-      <w:proofErr w:type="spellStart"/>
-      <w:r>
-        <w:t>maze_scrambled</w:t>
-      </w:r>
-      <w:proofErr w:type="spellEnd"/>
-      <w:r>
-        <w:t xml:space="preserve"> in all 128 variant–size pairs, as expected. The time ratio stayed between 0.96 and 1.10 up to 2^21, and between 1.00 and 1.20 from 2^22 to 2^24 (Figure 5).</w:t>
+        <w:t>Path length, writes, maximum path and checksum were identical for maze and maze_scrambled in all 128 variant–size pairs, as expected. The time ratio stayed between 0.96 and 1.10 up to 2^21, and between 1.00 and 1.20 from 2^22 to 2^24 (Figure 5).</w:t>
       </w:r>
     </w:p>
     <w:p>
@@ -9628,23 +8749,7 @@
                 <w:sz w:val="20"/>
                 <w:szCs w:val="20"/>
               </w:rPr>
-              <w:t>1.039 (</w:t>
-            </w:r>
-            <w:proofErr w:type="spellStart"/>
-            <w:r>
-              <w:rPr>
-                <w:sz w:val="20"/>
-                <w:szCs w:val="20"/>
-              </w:rPr>
-              <w:t>random_mixed</w:t>
-            </w:r>
-            <w:proofErr w:type="spellEnd"/>
-            <w:r>
-              <w:rPr>
-                <w:sz w:val="20"/>
-                <w:szCs w:val="20"/>
-              </w:rPr>
-              <w:t>), 1.005 (maze)</w:t>
+              <w:t>1.039 (random_mixed), 1.005 (maze)</w:t>
             </w:r>
           </w:p>
         </w:tc>
@@ -9667,21 +8772,12 @@
             </w:tcMar>
           </w:tcPr>
           <w:p>
-            <w:proofErr w:type="spellStart"/>
-            <w:r>
-              <w:rPr>
-                <w:sz w:val="20"/>
-                <w:szCs w:val="20"/>
-              </w:rPr>
-              <w:t>naive_none</w:t>
-            </w:r>
-            <w:proofErr w:type="spellEnd"/>
-            <w:r>
-              <w:rPr>
-                <w:sz w:val="20"/>
-                <w:szCs w:val="20"/>
-              </w:rPr>
-              <w:t xml:space="preserve"> on chain, log-log slope of ns/op, 2^10 to 2^17</w:t>
+            <w:r>
+              <w:rPr>
+                <w:sz w:val="20"/>
+                <w:szCs w:val="20"/>
+              </w:rPr>
+              <w:t>naive_none on chain, log-log slope of ns/op, 2^10 to 2^17</w:t>
             </w:r>
           </w:p>
         </w:tc>
@@ -9730,21 +8826,12 @@
             </w:tcMar>
           </w:tcPr>
           <w:p>
-            <w:proofErr w:type="spellStart"/>
-            <w:r>
-              <w:rPr>
-                <w:sz w:val="20"/>
-                <w:szCs w:val="20"/>
-              </w:rPr>
-              <w:t>naive_none</w:t>
-            </w:r>
-            <w:proofErr w:type="spellEnd"/>
-            <w:r>
-              <w:rPr>
-                <w:sz w:val="20"/>
-                <w:szCs w:val="20"/>
-              </w:rPr>
-              <w:t xml:space="preserve"> on chain, path length per find vs 1.5·n(n−1)/(4n−2)</w:t>
+            <w:r>
+              <w:rPr>
+                <w:sz w:val="20"/>
+                <w:szCs w:val="20"/>
+              </w:rPr>
+              <w:t>naive_none on chain, path length per find vs 1.5·n(n−1)/(4n−2)</w:t>
             </w:r>
           </w:p>
         </w:tc>
@@ -9798,39 +8885,7 @@
                 <w:sz w:val="20"/>
                 <w:szCs w:val="20"/>
               </w:rPr>
-              <w:t xml:space="preserve">At 2^17: </w:t>
-            </w:r>
-            <w:proofErr w:type="spellStart"/>
-            <w:r>
-              <w:rPr>
-                <w:sz w:val="20"/>
-                <w:szCs w:val="20"/>
-              </w:rPr>
-              <w:t>naive_none</w:t>
-            </w:r>
-            <w:proofErr w:type="spellEnd"/>
-            <w:r>
-              <w:rPr>
-                <w:sz w:val="20"/>
-                <w:szCs w:val="20"/>
-              </w:rPr>
-              <w:t xml:space="preserve"> ÷ slowest </w:t>
-            </w:r>
-            <w:proofErr w:type="gramStart"/>
-            <w:r>
-              <w:rPr>
-                <w:sz w:val="20"/>
-                <w:szCs w:val="20"/>
-              </w:rPr>
-              <w:t>other</w:t>
-            </w:r>
-            <w:proofErr w:type="gramEnd"/>
-            <w:r>
-              <w:rPr>
-                <w:sz w:val="20"/>
-                <w:szCs w:val="20"/>
-              </w:rPr>
-              <w:t xml:space="preserve"> variant</w:t>
+              <w:t>At 2^17: naive_none ÷ slowest other variant</w:t>
             </w:r>
           </w:p>
         </w:tc>
@@ -9856,23 +8911,7 @@
                 <w:sz w:val="20"/>
                 <w:szCs w:val="20"/>
               </w:rPr>
-              <w:t>619× (</w:t>
-            </w:r>
-            <w:proofErr w:type="spellStart"/>
-            <w:r>
-              <w:rPr>
-                <w:sz w:val="20"/>
-                <w:szCs w:val="20"/>
-              </w:rPr>
-              <w:t>random_mixed</w:t>
-            </w:r>
-            <w:proofErr w:type="spellEnd"/>
-            <w:r>
-              <w:rPr>
-                <w:sz w:val="20"/>
-                <w:szCs w:val="20"/>
-              </w:rPr>
-              <w:t>), 793× (maze)</w:t>
+              <w:t>619× (random_mixed), 793× (maze)</w:t>
             </w:r>
           </w:p>
         </w:tc>
@@ -9895,69 +8934,12 @@
             </w:tcMar>
           </w:tcPr>
           <w:p>
-            <w:proofErr w:type="spellStart"/>
-            <w:r>
-              <w:rPr>
-                <w:sz w:val="20"/>
-                <w:szCs w:val="20"/>
-              </w:rPr>
-              <w:t>rank_none</w:t>
-            </w:r>
-            <w:proofErr w:type="spellEnd"/>
-            <w:r>
-              <w:rPr>
-                <w:sz w:val="20"/>
-                <w:szCs w:val="20"/>
-              </w:rPr>
-              <w:t xml:space="preserve"> and </w:t>
-            </w:r>
-            <w:proofErr w:type="spellStart"/>
-            <w:r>
-              <w:rPr>
-                <w:sz w:val="20"/>
-                <w:szCs w:val="20"/>
-              </w:rPr>
-              <w:t>size_none</w:t>
-            </w:r>
-            <w:proofErr w:type="spellEnd"/>
-            <w:r>
-              <w:rPr>
-                <w:sz w:val="20"/>
-                <w:szCs w:val="20"/>
-              </w:rPr>
-              <w:t xml:space="preserve">: </w:t>
-            </w:r>
-            <w:proofErr w:type="spellStart"/>
-            <w:r>
-              <w:rPr>
-                <w:sz w:val="20"/>
-                <w:szCs w:val="20"/>
-              </w:rPr>
-              <w:t>max_path</w:t>
-            </w:r>
-            <w:proofErr w:type="spellEnd"/>
-            <w:r>
-              <w:rPr>
-                <w:sz w:val="20"/>
-                <w:szCs w:val="20"/>
-              </w:rPr>
-              <w:t xml:space="preserve"> ≤ </w:t>
-            </w:r>
-            <w:proofErr w:type="gramStart"/>
-            <w:r>
-              <w:rPr>
-                <w:sz w:val="20"/>
-                <w:szCs w:val="20"/>
-              </w:rPr>
-              <w:t>floor(</w:t>
-            </w:r>
-            <w:proofErr w:type="gramEnd"/>
-            <w:r>
-              <w:rPr>
-                <w:sz w:val="20"/>
-                <w:szCs w:val="20"/>
-              </w:rPr>
-              <w:t>log2 n)</w:t>
+            <w:r>
+              <w:rPr>
+                <w:sz w:val="20"/>
+                <w:szCs w:val="20"/>
+              </w:rPr>
+              <w:t>rank_none and size_none: max_path ≤ floor(log2 n)</w:t>
             </w:r>
           </w:p>
         </w:tc>
@@ -9983,23 +8965,7 @@
                 <w:sz w:val="20"/>
                 <w:szCs w:val="20"/>
               </w:rPr>
-              <w:t xml:space="preserve">0 violations; largest </w:t>
-            </w:r>
-            <w:proofErr w:type="spellStart"/>
-            <w:r>
-              <w:rPr>
-                <w:sz w:val="20"/>
-                <w:szCs w:val="20"/>
-              </w:rPr>
-              <w:t>max_path</w:t>
-            </w:r>
-            <w:proofErr w:type="spellEnd"/>
-            <w:r>
-              <w:rPr>
-                <w:sz w:val="20"/>
-                <w:szCs w:val="20"/>
-              </w:rPr>
-              <w:t xml:space="preserve"> = 0.6 · log2 n</w:t>
+              <w:t>0 violations; largest max_path = 0.6 · log2 n</w:t>
             </w:r>
           </w:p>
         </w:tc>
@@ -10219,23 +9185,7 @@
                 <w:sz w:val="20"/>
                 <w:szCs w:val="20"/>
               </w:rPr>
-              <w:t>Rank slower than size by up to 16.5% (maze) and 20.0% (</w:t>
-            </w:r>
-            <w:proofErr w:type="spellStart"/>
-            <w:r>
-              <w:rPr>
-                <w:sz w:val="20"/>
-                <w:szCs w:val="20"/>
-              </w:rPr>
-              <w:t>random_mixed</w:t>
-            </w:r>
-            <w:proofErr w:type="spellEnd"/>
-            <w:r>
-              <w:rPr>
-                <w:sz w:val="20"/>
-                <w:szCs w:val="20"/>
-              </w:rPr>
-              <w:t>) with compression, and up to 30.8% with halving, between 2^13 and 2^20; mostly within 10% from 2^22 (Table 8).</w:t>
+              <w:t>Rank slower than size by up to 16.5% (maze) and 20.0% (random_mixed) with compression, and up to 30.8% with halving, between 2^13 and 2^20; mostly within 10% from 2^22 (Table 8).</w:t>
             </w:r>
           </w:p>
         </w:tc>
@@ -10674,23 +9624,7 @@
         <w:spacing w:after="120"/>
       </w:pPr>
       <w:r>
-        <w:t xml:space="preserve">When the work per operation grows with n, the measured time follows the textbook rate closely (H5). </w:t>
-      </w:r>
-      <w:proofErr w:type="gramStart"/>
-      <w:r>
-        <w:t>Quick-find</w:t>
-      </w:r>
-      <w:proofErr w:type="gramEnd"/>
-      <w:r>
-        <w:t xml:space="preserve"> relabels Θ(n) entries per union, and naive linking on the chain walks Θ(n) parents per query. Both access memory in order, so the hardware charges a roughly constant cost per unit of work, and the log-log slopes are within 4% of 1. The chain’s path length matches the exact formula to within 0.63%. The bound also correctly predicts the ordering: every α(n) variant is at least 619× faster than </w:t>
-      </w:r>
-      <w:proofErr w:type="spellStart"/>
-      <w:r>
-        <w:t>naive_none</w:t>
-      </w:r>
-      <w:proofErr w:type="spellEnd"/>
-      <w:r>
-        <w:t xml:space="preserve"> at 2^17.</w:t>
+        <w:t>When the work per operation grows with n, the measured time follows the textbook rate closely (H5). Quick-find relabels Θ(n) entries per union, and naive linking on the chain walks Θ(n) parents per query. Both access memory in order, so the hardware charges a roughly constant cost per unit of work, and the log-log slopes are within 4% of 1. The chain’s path length matches the exact formula to within 0.63%. The bound also correctly predicts the ordering: every α(n) variant is at least 619× faster than naive_none at 2^17.</w:t>
       </w:r>
     </w:p>
     <w:p>
@@ -10711,23 +9645,7 @@
         <w:spacing w:after="120"/>
       </w:pPr>
       <w:r>
-        <w:t xml:space="preserve">For the α(n) variants, the work per operation is effectively constant: path length per find stays within 0.61 to 0.63 on </w:t>
-      </w:r>
-      <w:proofErr w:type="spellStart"/>
-      <w:r>
-        <w:t>random_mixed</w:t>
-      </w:r>
-      <w:proofErr w:type="spellEnd"/>
-      <w:r>
-        <w:t xml:space="preserve"> and 0.96 to 1.00 on maze across a 16,384-fold range of n. Time per operation nevertheless rises about 19 to 20×. Since the counted work does not change, the rise must come from the cost of each memory access. The largest per-doubling increases occur from 2^21 to 2^23, where the parent and rank arrays (16 to 64 MB) outgrow the 24 MB L3, and misses to main memory cost one to two orders of magnitude more than hits (</w:t>
-      </w:r>
-      <w:proofErr w:type="spellStart"/>
-      <w:r>
-        <w:t>Drepper</w:t>
-      </w:r>
-      <w:proofErr w:type="spellEnd"/>
-      <w:r>
-        <w:t xml:space="preserve"> 2007). The analyses of Tarjan (1975) and Tarjan and van Leeuwen (1984) count pointer operations at unit cost, so it cannot see this. This is consistent with the cache explanation, but cache misses were not measured directly (no hardware counters were used).</w:t>
+        <w:t>For the α(n) variants, the work per operation is effectively constant: path length per find stays within 0.61 to 0.63 on random_mixed and 0.96 to 1.00 on maze across a 16,384-fold range of n. Time per operation nevertheless rises about 19 to 20×. Since the counted work does not change, the rise must come from the cost of each memory access. The largest per-doubling increases occur from 2^21 to 2^23, where the parent and rank arrays (16 to 64 MB) outgrow the 24 MB L3, and misses to main memory cost one to two orders of magnitude more than hits (Drepper 2007). The analyses of Tarjan (1975) and Tarjan and van Leeuwen (1984) count pointer operations at unit cost, so it cannot see this. This is consistent with the cache explanation, but cache misses were not measured directly (no hardware counters were used).</w:t>
       </w:r>
     </w:p>
     <w:p>
@@ -10739,15 +9657,7 @@
       </w:r>
       <w:r>
         <w:lastRenderedPageBreak/>
-        <w:t>take 32 KB of the 48 KB L1 data cache of a P-core (</w:t>
-      </w:r>
-      <w:proofErr w:type="spellStart"/>
-      <w:r>
-        <w:t>PassMark</w:t>
-      </w:r>
-      <w:proofErr w:type="spellEnd"/>
-      <w:r>
-        <w:t xml:space="preserve"> Software n.d.), and the operation list is streamed alongside them. L1 pressure may contribute, but this estimate does not explain why the jump starts at 2^12 rather than 2^11, and it was not tested.</w:t>
+        <w:t>take 32 KB of the 48 KB L1 data cache of a P-core (PassMark Software n.d.), and the operation list is streamed alongside them. L1 pressure may contribute, but this estimate does not explain why the jump starts at 2^12 rather than 2^11, and it was not tested.</w:t>
       </w:r>
     </w:p>
     <w:p>
@@ -10755,15 +9665,7 @@
         <w:spacing w:after="120"/>
       </w:pPr>
       <w:r>
-        <w:t xml:space="preserve">H3b tested the locality part of this explanation directly and refuted the predicted size of the effect. Relabelling the cells changed no </w:t>
-      </w:r>
-      <w:proofErr w:type="gramStart"/>
-      <w:r>
-        <w:t>count, yet</w:t>
-      </w:r>
-      <w:proofErr w:type="gramEnd"/>
-      <w:r>
-        <w:t xml:space="preserve"> cost at most 20% even beyond L3. In maze the two cells of a wall are adjacent in memory, but the walls are processed in random order, so consecutive operations still touch unrelated parts of the grid, and a find ends at a root that can be anywhere in its component. The ordered layout therefore gives little locality to lose. The rise in H3a is better explained by the size of the working set than by the layout of this workload.</w:t>
+        <w:t>H3b tested the locality part of this explanation directly and refuted the predicted size of the effect. Relabelling the cells changed no count, yet cost at most 20% even beyond L3. In maze the two cells of a wall are adjacent in memory, but the walls are processed in random order, so consecutive operations still touch unrelated parts of the grid, and a find ends at a root that can be anywhere in its component. The ordered layout therefore gives little locality to lose. The rise in H3a is better explained by the size of the working set than by the layout of this workload.</w:t>
       </w:r>
     </w:p>
     <w:p>
@@ -10784,15 +9686,7 @@
         <w:spacing w:after="120"/>
       </w:pPr>
       <w:r>
-        <w:t xml:space="preserve">The bounds do not distinguish rank from size or halving from compression, and at large </w:t>
-      </w:r>
-      <w:proofErr w:type="spellStart"/>
-      <w:r>
-        <w:t>n</w:t>
-      </w:r>
-      <w:proofErr w:type="spellEnd"/>
-      <w:r>
-        <w:t xml:space="preserve"> the measurements agree: differences shrink to within about 10% from 2^22 (Table 8). Below that, constant factors dominate. Halving is up to 40% faster despite 3.4× as many writes, which is consistent with its single pass mattering more than its stores while the data is in cache. Once most accesses miss, time tracks path length more closely: halving’s paths are about 5% longer, and at 2^23 and 2^24 it is 3 to 10% slower than full compression.</w:t>
+        <w:t>The bounds do not distinguish rank from size or halving from compression, and at large n the measurements agree: differences shrink to within about 10% from 2^22 (Table 8). Below that, constant factors dominate. Halving is up to 40% faster despite 3.4× as many writes, which is consistent with its single pass mattering more than its stores while the data is in cache. Once most accesses miss, time tracks path length more closely: halving’s paths are about 5% longer, and at 2^23 and 2^24 it is 3 to 10% slower than full compression.</w:t>
       </w:r>
     </w:p>
     <w:p>
@@ -10836,15 +9730,7 @@
         <w:spacing w:after="60"/>
       </w:pPr>
       <w:r>
-        <w:t xml:space="preserve">No hardware performance counters were used, so the cache explanations in 2.5 are inferred from timing and counts, not measured. Counting cache misses per operation (for example with Intel </w:t>
-      </w:r>
-      <w:proofErr w:type="spellStart"/>
-      <w:r>
-        <w:t>VTune</w:t>
-      </w:r>
-      <w:proofErr w:type="spellEnd"/>
-      <w:r>
-        <w:t>) would test them directly.</w:t>
+        <w:t>No hardware performance counters were used, so the cache explanations in 2.5 are inferred from timing and counts, not measured. Counting cache misses per operation (for example with Intel VTune) would test them directly.</w:t>
       </w:r>
     </w:p>
     <w:p>
@@ -10896,15 +9782,7 @@
         <w:spacing w:after="60"/>
       </w:pPr>
       <w:r>
-        <w:t xml:space="preserve">Only one union-to-query ratio is tested (1:1 in </w:t>
-      </w:r>
-      <w:proofErr w:type="spellStart"/>
-      <w:r>
-        <w:t>random_mixed</w:t>
-      </w:r>
-      <w:proofErr w:type="spellEnd"/>
-      <w:r>
-        <w:t>), and path splitting (Tarjan &amp; van Leeuwen 1984) is not implemented.</w:t>
+        <w:t>Only one union-to-query ratio is tested (1:1 in random_mixed), and path splitting (Tarjan &amp; van Leeuwen 1984) is not implemented.</w:t>
       </w:r>
     </w:p>
     <w:p>
@@ -10951,15 +9829,7 @@
         <w:spacing w:after="120"/>
       </w:pPr>
       <w:r>
-        <w:t xml:space="preserve">The result that surprised me most was H3b. I expected the scrambled maze to be at least 1.5× slower than the ordered one once the arrays no longer fit in L3, because the ordered layout puts the two cells of a wall next to each other in memory. It was at most 1.20× slower. The reason is that randomised Kruskal visits the walls in random order: consecutive operations touch unrelated parts of the grid, and each find ends at a root that can be anywhere in its component. The ordered layout had very little locality to lose. I had assumed that neighbouring data means cache-friendly access without checking the order in which the data is </w:t>
-      </w:r>
-      <w:proofErr w:type="gramStart"/>
-      <w:r>
-        <w:t>actually accessed</w:t>
-      </w:r>
-      <w:proofErr w:type="gramEnd"/>
-      <w:r>
-        <w:t>.</w:t>
+        <w:t>The result that surprised me most was H3b. I expected the scrambled maze to be at least 1.5× slower than the ordered one once the arrays no longer fit in L3, because the ordered layout puts the two cells of a wall next to each other in memory. It was at most 1.20× slower. The reason is that randomised Kruskal visits the walls in random order: consecutive operations touch unrelated parts of the grid, and each find ends at a root that can be anywhere in its component. The ordered layout had very little locality to lose. I had assumed that neighbouring data means cache-friendly access without checking the order in which the data is actually accessed.</w:t>
       </w:r>
     </w:p>
     <w:p>
@@ -10967,15 +9837,7 @@
         <w:spacing w:after="120"/>
       </w:pPr>
       <w:r>
-        <w:t xml:space="preserve">The second surprise was how exactly theory and practice agreed in some places and how far apart they were in others. Quick-find’s time per operation doubled when n doubled (log-log slopes of 1.04 and 1.01), and naive linking on the chain matched the exact path-length formula to within 0.63%. Yet </w:t>
-      </w:r>
-      <w:proofErr w:type="spellStart"/>
-      <w:r>
-        <w:t>rank_compress</w:t>
-      </w:r>
-      <w:proofErr w:type="spellEnd"/>
-      <w:r>
-        <w:t xml:space="preserve"> became about 20× slower between 2^10 and 2^24, while its path length per find stayed between 0.61 and 0.63. The α(n) bound was right about the work and said nothing about the time, because it counts pointer operations at unit cost, and the hardware does not.</w:t>
+        <w:t>The second surprise was how exactly theory and practice agreed in some places and how far apart they were in others. Quick-find’s time per operation doubled when n doubled (log-log slopes of 1.04 and 1.01), and naive linking on the chain matched the exact path-length formula to within 0.63%. Yet rank_compress became about 20× slower between 2^10 and 2^24, while its path length per find stayed between 0.61 and 0.63. The α(n) bound was right about the work and said nothing about the time, because it counts pointer operations at unit cost, and the hardware does not.</w:t>
       </w:r>
     </w:p>
     <w:p>
@@ -11035,15 +9897,7 @@
         <w:spacing w:after="120"/>
       </w:pPr>
       <w:r>
-        <w:t xml:space="preserve">At the start I could not have explained why the inverse-Ackermann bound applies to some variants and not others. I now understand that it needs both a linking rule and a path rule: path compression alone gives O(log_{1+m/n} n) and union by rank alone gives </w:t>
-      </w:r>
-      <w:proofErr w:type="gramStart"/>
-      <w:r>
-        <w:t>O(</w:t>
-      </w:r>
-      <w:proofErr w:type="gramEnd"/>
-      <w:r>
-        <w:t>log n). I also understand why α(n) cannot be observed directly. It is at most 4 for any practical n, so on a plot it is indistinguishable from a constant. What can be measured is its prediction that the work per operation stays flat, and the counters confirmed that.</w:t>
+        <w:t>At the start I could not have explained why the inverse-Ackermann bound applies to some variants and not others. I now understand that it needs both a linking rule and a path rule: path compression alone gives O(log_{1+m/n} n) and union by rank alone gives O(log n). I also understand why α(n) cannot be observed directly. It is at most 4 for any practical n, so on a plot it is indistinguishable from a constant. What can be measured is its prediction that the work per operation stays flat, and the counters confirmed that.</w:t>
       </w:r>
     </w:p>
     <w:p>
@@ -11052,31 +9906,7 @@
       </w:pPr>
       <w:r>
         <w:lastRenderedPageBreak/>
-        <w:t xml:space="preserve">Maze generation made Kruskal’s algorithm concrete for me. Kruskal’s cycle test is exactly the return value of unite: an edge is added only if its endpoints are in different sets. Randomised Kruskal on a grid is Kruskal with random edge weights, so shuffling the walls takes the place of sorting the edges. That is why the result is always a spanning tree with </w:t>
-      </w:r>
-      <w:proofErr w:type="spellStart"/>
-      <w:r>
-        <w:t>w·h</w:t>
-      </w:r>
-      <w:proofErr w:type="spellEnd"/>
-      <w:r>
-        <w:t xml:space="preserve"> − 1 passages: a removal can never close a loop, and the grid is connected. A mutation test showed which check does the work. Removing the if around unite still produced exactly </w:t>
-      </w:r>
-      <w:proofErr w:type="spellStart"/>
-      <w:r>
-        <w:t>w·h</w:t>
-      </w:r>
-      <w:proofErr w:type="spellEnd"/>
-      <w:r>
-        <w:t xml:space="preserve"> − 1 removals because of the early stop, so the connectivity check caught the </w:t>
-      </w:r>
-      <w:proofErr w:type="gramStart"/>
-      <w:r>
-        <w:t>bug</w:t>
-      </w:r>
-      <w:proofErr w:type="gramEnd"/>
-      <w:r>
-        <w:t xml:space="preserve"> and the count check did not. It also clarified what H4 was about: in full Kruskal the sort is the same for every variant, so the choice of union-find should matter much less than it does in the maze. I did not have time to test this.</w:t>
+        <w:t>Maze generation made Kruskal’s algorithm concrete for me. Kruskal’s cycle test is exactly the return value of unite: an edge is added only if its endpoints are in different sets. Randomised Kruskal on a grid is Kruskal with random edge weights, so shuffling the walls takes the place of sorting the edges. That is why the result is always a spanning tree with w·h − 1 passages: a removal can never close a loop, and the grid is connected. A mutation test showed which check does the work. Removing the if around unite still produced exactly w·h − 1 removals because of the early stop, so the connectivity check caught the bug and the count check did not. It also clarified what H4 was about: in full Kruskal the sort is the same for every variant, so the choice of union-find should matter much less than it does in the maze. I did not have time to test this.</w:t>
       </w:r>
     </w:p>
     <w:p>
@@ -11115,7 +9945,7 @@
           <w:sz w:val="22"/>
           <w:szCs w:val="22"/>
         </w:rPr>
-        <w:t>I used Claude Code (Claude Opus 5.5) during the development of this project between 25 and 30 September 2026. I kept a record of my AI use in ai_log.md, including the requests I made, the responses I received, and whether the suggestions were useful or correct.</w:t>
+        <w:t>I used Claude Code (Claude Opus 5.5) during the development of this project between 25 and 30 September 2026.</w:t>
       </w:r>
     </w:p>
     <w:bookmarkEnd w:id="19"/>
@@ -11183,10 +10013,12 @@
           <w:sz w:val="22"/>
           <w:szCs w:val="22"/>
         </w:rPr>
-        <w:t xml:space="preserve">For example, I used Claude to help with the union-find implementations, the quick-find baseline, test cases, the benchmark harness, the maze generator and parts of the </w:t>
-      </w:r>
-      <w:proofErr w:type="spellStart"/>
-      <w:r>
+        <w:t>For example, I used Claude to help with the union-find implementations, the quick-find baseline, test cases, the benchmark harness, the maze generator and parts of the CMake configuration. I reviewed the generated code, ran the builds and tests myself, and made changes where the output did not behave as expected.</w:t>
+      </w:r>
+    </w:p>
+    <w:p>
+      <w:pPr>
+        <w:pStyle w:val="Heading2"/>
         <w:rPr>
           <w:b w:val="0"/>
           <w:bCs w:val="0"/>
@@ -11194,9 +10026,7 @@
           <w:sz w:val="22"/>
           <w:szCs w:val="22"/>
         </w:rPr>
-        <w:t>CMake</w:t>
-      </w:r>
-      <w:proofErr w:type="spellEnd"/>
+      </w:pPr>
       <w:r>
         <w:rPr>
           <w:b w:val="0"/>
@@ -11205,7 +10035,16 @@
           <w:sz w:val="22"/>
           <w:szCs w:val="22"/>
         </w:rPr>
-        <w:t xml:space="preserve"> configuration. I reviewed the generated code, ran the builds and tests myself, and made changes where the output did not behave as expected.</w:t>
+        <w:t>I also used AI when developing the benchmark methodology. This included suggestions for reducing measurement noise, such as adding warm-up runs, increasing the minimum sample time and pinning the benchmark to a performance core. I then ran the final benchmarks myself and checked that the results were consistent.</w:t>
+      </w:r>
+    </w:p>
+    <w:bookmarkEnd w:id="20"/>
+    <w:p>
+      <w:pPr>
+        <w:pStyle w:val="Heading2"/>
+      </w:pPr>
+      <w:r>
+        <w:t>4.2 Analysis, writing and debugging</w:t>
       </w:r>
     </w:p>
     <w:p>
@@ -11219,6 +10058,7 @@
           <w:szCs w:val="22"/>
         </w:rPr>
       </w:pPr>
+      <w:bookmarkStart w:id="21" w:name="_Toc241677702"/>
       <w:r>
         <w:rPr>
           <w:b w:val="0"/>
@@ -11227,16 +10067,7 @@
           <w:sz w:val="22"/>
           <w:szCs w:val="22"/>
         </w:rPr>
-        <w:t>I also used AI when developing the benchmark methodology. This included suggestions for reducing measurement noise, such as adding warm-up runs, increasing the minimum sample time and pinning the benchmark to a performance core. I then ran the final benchmarks myself and checked that the results were consistent.</w:t>
-      </w:r>
-    </w:p>
-    <w:bookmarkEnd w:id="20"/>
-    <w:p>
-      <w:pPr>
-        <w:pStyle w:val="Heading2"/>
-      </w:pPr>
-      <w:r>
-        <w:t>4.2 Analysis, writing and debugging</w:t>
+        <w:t>Claude was also used to help analyse the benchmark results and produce the graphs used in the report. It assisted with checking the output CSV files, comparing results against the hypotheses, and generating the plotting script.</w:t>
       </w:r>
     </w:p>
     <w:p>
@@ -11250,7 +10081,6 @@
           <w:szCs w:val="22"/>
         </w:rPr>
       </w:pPr>
-      <w:bookmarkStart w:id="21" w:name="_Toc241677702"/>
       <w:r>
         <w:rPr>
           <w:b w:val="0"/>
@@ -11259,7 +10089,7 @@
           <w:sz w:val="22"/>
           <w:szCs w:val="22"/>
         </w:rPr>
-        <w:t>Claude was also used to help analyse the benchmark results and produce the graphs used in the report. It assisted with checking the output CSV files, comparing results against the hypotheses, and generating the plotting script.</w:t>
+        <w:t>For the written report, I mainly used AI to help with structure, wording and organising my notes into clearer sections. With my tutor's permission, some sections were initially drafted from my session notes and AI log, after which I reviewed and edited them myself. I also used it to help check references and explain concepts such as CMake, library testing and the complexity of the union-find algorithms.</w:t>
       </w:r>
     </w:p>
     <w:p>
@@ -11281,150 +10111,53 @@
           <w:sz w:val="22"/>
           <w:szCs w:val="22"/>
         </w:rPr>
-        <w:t xml:space="preserve">For the written report, I mainly used AI to help with structure, wording and organising my notes into clearer sections. With my tutor's permission, some sections were initially drafted from my session notes and AI log, after which I reviewed and edited them myself. I also used it to help check references and explain concepts such as </w:t>
-      </w:r>
-      <w:proofErr w:type="spellStart"/>
-      <w:r>
-        <w:rPr>
-          <w:b w:val="0"/>
-          <w:bCs w:val="0"/>
-          <w:color w:val="auto"/>
-          <w:sz w:val="22"/>
-          <w:szCs w:val="22"/>
-        </w:rPr>
-        <w:t>CMake</w:t>
-      </w:r>
-      <w:proofErr w:type="spellEnd"/>
-      <w:r>
-        <w:rPr>
-          <w:b w:val="0"/>
-          <w:bCs w:val="0"/>
-          <w:color w:val="auto"/>
-          <w:sz w:val="22"/>
-          <w:szCs w:val="22"/>
-        </w:rPr>
-        <w:t>, library testing and the complexity of the union-find algorithms.</w:t>
+        <w:t>Overall, AI was used as a supporting tool for implementation, debugging, testing, analysis and report structure. I remained responsible for deciding the direction of the project, choosing what approaches to keep or discard, running and verifying the code and benchmarks, reviewing the results, and making the final commits.</w:t>
       </w:r>
     </w:p>
     <w:p>
       <w:pPr>
         <w:pStyle w:val="Heading2"/>
-        <w:rPr>
-          <w:b w:val="0"/>
-          <w:bCs w:val="0"/>
-          <w:color w:val="auto"/>
-          <w:sz w:val="22"/>
-          <w:szCs w:val="22"/>
-        </w:rPr>
-      </w:pPr>
-      <w:r>
-        <w:rPr>
-          <w:b w:val="0"/>
-          <w:bCs w:val="0"/>
-          <w:color w:val="auto"/>
-          <w:sz w:val="22"/>
-          <w:szCs w:val="22"/>
-        </w:rPr>
-        <w:t>Overall, AI was used as a supporting tool for implementation, debugging, testing, analysis and report structure. I remained responsible for deciding the direction of the project, choosing what approaches to keep or discard, running and verifying the code and benchmarks, reviewing the results, and making the final commits.</w:t>
+      </w:pPr>
+      <w:r>
+        <w:t>4.3 Where the AI was wrong, unhelpful, or misleading</w:t>
+      </w:r>
+      <w:bookmarkEnd w:id="21"/>
+    </w:p>
+    <w:p>
+      <w:pPr>
+        <w:spacing w:after="120"/>
+      </w:pPr>
+      <w:r>
+        <w:t>1. It said no compiler was installed. At the start it reported that the machine had no CMake or C++ compiler, and wrote the first version of the code without being able to compile it. In fact Visual Studio 2022, with the C++ tools, CMake and AddressSanitizer, was installed but not on the default PATH. Checking with vswhere found it, and the code was then built and tested.</w:t>
+      </w:r>
+    </w:p>
+    <w:p>
+      <w:pPr>
+        <w:spacing w:after="120"/>
+      </w:pPr>
+      <w:r>
+        <w:t>2. Its build instructions broke my build. It told me to use the Start-menu Developer PowerShell, which defaults to 32-bit. My first configure failed with LNK4272 (x86 libraries against an x64 target), made worse because a build folder the AI had configured earlier had cached a different compiler. It was fixed by launching the 64-bit shell explicitly and deleting the build folder, and the README was corrected.</w:t>
+      </w:r>
+    </w:p>
+    <w:p>
+      <w:pPr>
+        <w:spacing w:after="120"/>
+      </w:pPr>
+      <w:r>
+        <w:t>3</w:t>
+      </w:r>
+      <w:r>
+        <w:t xml:space="preserve">. It looked at data before the predictions were final. To check a chart layout it opened a real maze plot (n = 2^10 to 2^12) instead of using made-up data, so those results were no longer blind. It </w:t>
+      </w:r>
+      <w:r>
+        <w:lastRenderedPageBreak/>
+        <w:t>disclosed this, and the method note in section 2.2 excludes that range from confirming any prediction.</w:t>
       </w:r>
     </w:p>
     <w:p>
       <w:pPr>
         <w:pStyle w:val="Heading2"/>
       </w:pPr>
-      <w:r>
-        <w:t>4.3 Where the AI was wrong, unhelpful, or misleading</w:t>
-      </w:r>
-      <w:bookmarkEnd w:id="21"/>
-    </w:p>
-    <w:p>
-      <w:pPr>
-        <w:spacing w:after="120"/>
-      </w:pPr>
-      <w:r>
-        <w:t xml:space="preserve">1. It said no compiler was installed. At the start it reported that the machine had no </w:t>
-      </w:r>
-      <w:proofErr w:type="spellStart"/>
-      <w:r>
-        <w:t>CMake</w:t>
-      </w:r>
-      <w:proofErr w:type="spellEnd"/>
-      <w:r>
-        <w:t xml:space="preserve"> or C++ </w:t>
-      </w:r>
-      <w:proofErr w:type="gramStart"/>
-      <w:r>
-        <w:t>compiler, and</w:t>
-      </w:r>
-      <w:proofErr w:type="gramEnd"/>
-      <w:r>
-        <w:t xml:space="preserve"> wrote the first version of the code without being able to compile it. In </w:t>
-      </w:r>
-      <w:proofErr w:type="gramStart"/>
-      <w:r>
-        <w:t>fact</w:t>
-      </w:r>
-      <w:proofErr w:type="gramEnd"/>
-      <w:r>
-        <w:t xml:space="preserve"> Visual Studio 2022, with the C++ tools, </w:t>
-      </w:r>
-      <w:proofErr w:type="spellStart"/>
-      <w:r>
-        <w:t>CMake</w:t>
-      </w:r>
-      <w:proofErr w:type="spellEnd"/>
-      <w:r>
-        <w:t xml:space="preserve"> and </w:t>
-      </w:r>
-      <w:proofErr w:type="spellStart"/>
-      <w:r>
-        <w:t>AddressSanitizer</w:t>
-      </w:r>
-      <w:proofErr w:type="spellEnd"/>
-      <w:r>
-        <w:t xml:space="preserve">, was installed but not on the default PATH. Checking with </w:t>
-      </w:r>
-      <w:proofErr w:type="spellStart"/>
-      <w:r>
-        <w:t>vswhere</w:t>
-      </w:r>
-      <w:proofErr w:type="spellEnd"/>
-      <w:r>
-        <w:t xml:space="preserve"> found it, and the code was then built and tested.</w:t>
-      </w:r>
-    </w:p>
-    <w:p>
-      <w:pPr>
-        <w:spacing w:after="120"/>
-      </w:pPr>
-      <w:r>
-        <w:t>2. Its build instructions broke my build. It told me to use the Start-menu Developer PowerShell, which defaults to 32-bit. My first configure failed with LNK4272 (x86 libraries against an x64 target), made worse because a build folder the AI had configured earlier had cached a different compiler. It was fixed by launching the 64-bit shell explicitly and deleting the build folder, and the README was corrected.</w:t>
-      </w:r>
-    </w:p>
-    <w:p>
-      <w:pPr>
-        <w:spacing w:after="120"/>
-      </w:pPr>
-      <w:r>
-        <w:lastRenderedPageBreak/>
-        <w:t>3</w:t>
-      </w:r>
-      <w:r>
-        <w:t xml:space="preserve">. It looked at data before the predictions were final. To check a chart </w:t>
-      </w:r>
-      <w:proofErr w:type="gramStart"/>
-      <w:r>
-        <w:t>layout</w:t>
-      </w:r>
-      <w:proofErr w:type="gramEnd"/>
-      <w:r>
-        <w:t xml:space="preserve"> it opened a real maze plot (n = 2^10 to 2^12) instead of using made-up data, so those results were no longer blind. It disclosed this, and the method note in section 2.2 excludes that range from confirming any prediction.</w:t>
-      </w:r>
-    </w:p>
-    <w:p>
-      <w:pPr>
-        <w:pStyle w:val="Heading2"/>
-      </w:pPr>
       <w:bookmarkStart w:id="22" w:name="_Toc241677703"/>
       <w:r>
         <w:t>4.4 What I understood versus what I took on trust</w:t>
@@ -11432,28 +10165,15 @@
       <w:bookmarkEnd w:id="22"/>
     </w:p>
     <w:p>
-      <w:pPr>
-        <w:spacing w:after="120"/>
-      </w:pPr>
-      <w:r>
-        <w:t xml:space="preserve">Understood: </w:t>
-      </w:r>
-      <w:r>
-        <w:t>H</w:t>
-      </w:r>
-      <w:r>
-        <w:t>ow to build and run the project, and what the tests, the demo and the benchmark each show; why randomised Kruskal always produces a spanning tree, and why removing the if around unite is caught by the connectivity check and not the wall count; and the main result, that the bound correctly predicts the work per operation but not the time, because of the memory hierarchy.</w:t>
-      </w:r>
-    </w:p>
-    <w:p>
-      <w:pPr>
-        <w:spacing w:after="120"/>
-      </w:pPr>
-      <w:r>
-        <w:t>Taken on trust: when I started working with the results, I had not yet run the code myself or read it line by line. I have not read Tarjan's or Tarjan and van Leeuwen's proofs: I rely on the stated bounds and on the reference check, not on working through the analysis. The cache explanations in section 2.5 are inferred from timing and operation counts, not measured with hardware counters. I also take on trust that the pinning code really selects a P-core, since it relies on what Windows reports, and that 7 samples per point are enough, beyond what the spread figures in section 2.3 show.</w:t>
-      </w:r>
-    </w:p>
-    <w:p>
+      <w:r>
+        <w:t>Understood: How to build and run the project, and what the tests, the demo and the benchmark each show. The core of the implementation in union_find.hpp: how find and unite work for each linking and path rule, why compression uses two iterative passes instead of recursion, and how the rank invariant is established in unite and relied on for the log n height bound. Why randomised Kruskal always produces a spanning tree, and why removing the if around unite is caught by the connectivity check and not the wall count. And the main result: the bound correctly predicts the work per operation but not the time, because of the memory hierarchy.</w:t>
+      </w:r>
+    </w:p>
+    <w:p/>
+    <w:p>
+      <w:r>
+        <w:t>Taken on trust: I relied on the tests, the demo and the benchmark cross-checks, rather than a line-by-line review, for the supporting code: the benchmark harness details, the CPU-pinning code in platform.hpp, the counting instrumentation and the plotting script. I have not read Tarjan's or Tarjan and van Leeuwen's proofs; I rely on the stated bounds and on checking the references, not on working through the analysis. The cache explanations in section 2.5 are inferred from timing and operation counts, not measured with hardware counters. I also take on trust that the pinning code really selects a P-core, since it relies on what Windows reports, and that 7 samples per point are enough, beyond what the spread figures in section 2.3 show.</w:t>
+      </w:r>
       <w:r>
         <w:br w:type="page"/>
       </w:r>
@@ -11474,21 +10194,8 @@
         <w:spacing w:after="120"/>
         <w:ind w:left="720" w:hanging="720"/>
       </w:pPr>
-      <w:proofErr w:type="spellStart"/>
-      <w:r>
-        <w:t>Cormen</w:t>
-      </w:r>
-      <w:proofErr w:type="spellEnd"/>
-      <w:r>
-        <w:t xml:space="preserve">, T.H., </w:t>
-      </w:r>
-      <w:proofErr w:type="spellStart"/>
-      <w:r>
-        <w:t>Leiserson</w:t>
-      </w:r>
-      <w:proofErr w:type="spellEnd"/>
-      <w:r>
-        <w:t xml:space="preserve">, C.E., Rivest, R.L. &amp; Stein, C. 2022, </w:t>
+      <w:r>
+        <w:t xml:space="preserve">Cormen, T.H., Leiserson, C.E., Rivest, R.L. &amp; Stein, C. 2022, </w:t>
       </w:r>
       <w:r>
         <w:rPr>
@@ -11498,15 +10205,7 @@
         <w:t>Introduction to algorithms</w:t>
       </w:r>
       <w:r>
-        <w:t xml:space="preserve">, 4th </w:t>
-      </w:r>
-      <w:proofErr w:type="spellStart"/>
-      <w:r>
-        <w:t>edn</w:t>
-      </w:r>
-      <w:proofErr w:type="spellEnd"/>
-      <w:r>
-        <w:t>, MIT Press, Cambridge, MA.</w:t>
+        <w:t>, 4th edn, MIT Press, Cambridge, MA.</w:t>
       </w:r>
     </w:p>
     <w:p>
@@ -11514,13 +10213,8 @@
         <w:spacing w:after="120"/>
         <w:ind w:left="720" w:hanging="720"/>
       </w:pPr>
-      <w:proofErr w:type="spellStart"/>
-      <w:r>
-        <w:t>Drepper</w:t>
-      </w:r>
-      <w:proofErr w:type="spellEnd"/>
-      <w:r>
-        <w:t xml:space="preserve">, U. 2007, </w:t>
+      <w:r>
+        <w:t xml:space="preserve">Drepper, U. 2007, </w:t>
       </w:r>
       <w:r>
         <w:rPr>
@@ -11633,13 +10327,8 @@
         <w:spacing w:after="120"/>
         <w:ind w:left="720" w:hanging="720"/>
       </w:pPr>
-      <w:proofErr w:type="spellStart"/>
-      <w:r>
-        <w:t>PassMark</w:t>
-      </w:r>
-      <w:proofErr w:type="spellEnd"/>
-      <w:r>
-        <w:t xml:space="preserve"> Software n.d., </w:t>
+      <w:r>
+        <w:t xml:space="preserve">PassMark Software n.d., </w:t>
       </w:r>
       <w:r>
         <w:rPr>
@@ -11649,15 +10338,7 @@
         <w:t>Intel Core i9-13900H benchmark</w:t>
       </w:r>
       <w:r>
-        <w:t xml:space="preserve">, </w:t>
-      </w:r>
-      <w:proofErr w:type="spellStart"/>
-      <w:r>
-        <w:t>PassMark</w:t>
-      </w:r>
-      <w:proofErr w:type="spellEnd"/>
-      <w:r>
-        <w:t xml:space="preserve"> CPU Benchmarks, &lt;https://www.cpubenchmark.net/cpu.php?cpu=Intel+Core+i9-13900H&amp;id=5210&gt;.</w:t>
+        <w:t>, PassMark CPU Benchmarks, &lt;https://www.cpubenchmark.net/cpu.php?cpu=Intel+Core+i9-13900H&amp;id=5210&gt;.</w:t>
       </w:r>
     </w:p>
     <w:p>
@@ -11745,252 +10426,112 @@
           <w:sz w:val="18"/>
           <w:szCs w:val="18"/>
         </w:rPr>
-        <w:t>&amp; "C:\Program Files\Microsoft Visual Studio\2022\Professional\Common7\Tools\Launch-VsDevShell.ps1" -Arch amd64 -</w:t>
-      </w:r>
-      <w:proofErr w:type="spellStart"/>
+        <w:t>&amp; "C:\Program Files\Microsoft Visual Studio\2022\Professional\Common7\Tools\Launch-VsDevShell.ps1" -Arch amd64 -HostArch amd64</w:t>
+      </w:r>
+    </w:p>
+    <w:p>
+      <w:pPr>
+        <w:spacing w:after="120"/>
+      </w:pPr>
+    </w:p>
+    <w:p>
+      <w:pPr>
+        <w:spacing w:after="120"/>
+      </w:pPr>
+      <w:r>
+        <w:t>Build and test (Debug, with sanitizers):</w:t>
+      </w:r>
+    </w:p>
+    <w:p>
+      <w:pPr>
+        <w:shd w:val="clear" w:color="auto" w:fill="F2F2F2"/>
+      </w:pPr>
       <w:r>
         <w:rPr>
           <w:rFonts w:ascii="Consolas" w:eastAsia="Consolas" w:hAnsi="Consolas" w:cs="Consolas"/>
           <w:sz w:val="18"/>
           <w:szCs w:val="18"/>
         </w:rPr>
-        <w:t>HostArch</w:t>
-      </w:r>
-      <w:proofErr w:type="spellEnd"/>
+        <w:t>cmake -S . -B build-debug -G Ninja -DCMAKE_BUILD_TYPE=Debug</w:t>
+      </w:r>
+    </w:p>
+    <w:p>
+      <w:pPr>
+        <w:shd w:val="clear" w:color="auto" w:fill="F2F2F2"/>
+      </w:pPr>
       <w:r>
         <w:rPr>
           <w:rFonts w:ascii="Consolas" w:eastAsia="Consolas" w:hAnsi="Consolas" w:cs="Consolas"/>
           <w:sz w:val="18"/>
           <w:szCs w:val="18"/>
         </w:rPr>
-        <w:t xml:space="preserve"> amd64</w:t>
-      </w:r>
-    </w:p>
-    <w:p>
-      <w:pPr>
-        <w:spacing w:after="120"/>
-      </w:pPr>
-    </w:p>
-    <w:p>
-      <w:pPr>
-        <w:spacing w:after="120"/>
-      </w:pPr>
-      <w:r>
-        <w:t>Build and test (Debug, with sanitizers):</w:t>
+        <w:t>cmake --build build-debug</w:t>
       </w:r>
     </w:p>
     <w:p>
       <w:pPr>
         <w:shd w:val="clear" w:color="auto" w:fill="F2F2F2"/>
       </w:pPr>
-      <w:proofErr w:type="spellStart"/>
       <w:r>
         <w:rPr>
           <w:rFonts w:ascii="Consolas" w:eastAsia="Consolas" w:hAnsi="Consolas" w:cs="Consolas"/>
           <w:sz w:val="18"/>
           <w:szCs w:val="18"/>
         </w:rPr>
-        <w:t>cmake</w:t>
-      </w:r>
-      <w:proofErr w:type="spellEnd"/>
+        <w:t>ctest --test-dir build-debug --output-on-failure</w:t>
+      </w:r>
+    </w:p>
+    <w:p>
+      <w:pPr>
+        <w:spacing w:after="120"/>
+      </w:pPr>
+    </w:p>
+    <w:p>
+      <w:pPr>
+        <w:spacing w:after="120"/>
+      </w:pPr>
+      <w:r>
+        <w:t>Benchmark and plots (Release):</w:t>
+      </w:r>
+    </w:p>
+    <w:p>
+      <w:pPr>
+        <w:shd w:val="clear" w:color="auto" w:fill="F2F2F2"/>
+      </w:pPr>
       <w:r>
         <w:rPr>
           <w:rFonts w:ascii="Consolas" w:eastAsia="Consolas" w:hAnsi="Consolas" w:cs="Consolas"/>
           <w:sz w:val="18"/>
           <w:szCs w:val="18"/>
         </w:rPr>
-        <w:t xml:space="preserve"> -</w:t>
-      </w:r>
-      <w:proofErr w:type="gramStart"/>
+        <w:t>cmake -S . -B build-release -G Ninja -DCMAKE_BUILD_TYPE=Release</w:t>
+      </w:r>
+    </w:p>
+    <w:p>
+      <w:pPr>
+        <w:shd w:val="clear" w:color="auto" w:fill="F2F2F2"/>
+      </w:pPr>
       <w:r>
         <w:rPr>
           <w:rFonts w:ascii="Consolas" w:eastAsia="Consolas" w:hAnsi="Consolas" w:cs="Consolas"/>
           <w:sz w:val="18"/>
           <w:szCs w:val="18"/>
         </w:rPr>
-        <w:t>S .</w:t>
-      </w:r>
-      <w:proofErr w:type="gramEnd"/>
+        <w:t>cmake --build build-release</w:t>
+      </w:r>
+    </w:p>
+    <w:p>
+      <w:pPr>
+        <w:shd w:val="clear" w:color="auto" w:fill="F2F2F2"/>
+      </w:pPr>
       <w:r>
         <w:rPr>
           <w:rFonts w:ascii="Consolas" w:eastAsia="Consolas" w:hAnsi="Consolas" w:cs="Consolas"/>
           <w:sz w:val="18"/>
           <w:szCs w:val="18"/>
         </w:rPr>
-        <w:t xml:space="preserve"> -B build-debug -G Ninja -DCMAKE_BUILD_TYPE=Debug</w:t>
-      </w:r>
-    </w:p>
-    <w:p>
-      <w:pPr>
-        <w:shd w:val="clear" w:color="auto" w:fill="F2F2F2"/>
-      </w:pPr>
-      <w:proofErr w:type="spellStart"/>
-      <w:r>
-        <w:rPr>
-          <w:rFonts w:ascii="Consolas" w:eastAsia="Consolas" w:hAnsi="Consolas" w:cs="Consolas"/>
-          <w:sz w:val="18"/>
-          <w:szCs w:val="18"/>
-        </w:rPr>
-        <w:t>cmake</w:t>
-      </w:r>
-      <w:proofErr w:type="spellEnd"/>
-      <w:r>
-        <w:rPr>
-          <w:rFonts w:ascii="Consolas" w:eastAsia="Consolas" w:hAnsi="Consolas" w:cs="Consolas"/>
-          <w:sz w:val="18"/>
-          <w:szCs w:val="18"/>
-        </w:rPr>
-        <w:t xml:space="preserve"> --build build-debug</w:t>
-      </w:r>
-    </w:p>
-    <w:p>
-      <w:pPr>
-        <w:shd w:val="clear" w:color="auto" w:fill="F2F2F2"/>
-      </w:pPr>
-      <w:proofErr w:type="spellStart"/>
-      <w:r>
-        <w:rPr>
-          <w:rFonts w:ascii="Consolas" w:eastAsia="Consolas" w:hAnsi="Consolas" w:cs="Consolas"/>
-          <w:sz w:val="18"/>
-          <w:szCs w:val="18"/>
-        </w:rPr>
-        <w:t>ctest</w:t>
-      </w:r>
-      <w:proofErr w:type="spellEnd"/>
-      <w:r>
-        <w:rPr>
-          <w:rFonts w:ascii="Consolas" w:eastAsia="Consolas" w:hAnsi="Consolas" w:cs="Consolas"/>
-          <w:sz w:val="18"/>
-          <w:szCs w:val="18"/>
-        </w:rPr>
-        <w:t xml:space="preserve"> --test-</w:t>
-      </w:r>
-      <w:proofErr w:type="spellStart"/>
-      <w:r>
-        <w:rPr>
-          <w:rFonts w:ascii="Consolas" w:eastAsia="Consolas" w:hAnsi="Consolas" w:cs="Consolas"/>
-          <w:sz w:val="18"/>
-          <w:szCs w:val="18"/>
-        </w:rPr>
-        <w:t>dir</w:t>
-      </w:r>
-      <w:proofErr w:type="spellEnd"/>
-      <w:r>
-        <w:rPr>
-          <w:rFonts w:ascii="Consolas" w:eastAsia="Consolas" w:hAnsi="Consolas" w:cs="Consolas"/>
-          <w:sz w:val="18"/>
-          <w:szCs w:val="18"/>
-        </w:rPr>
-        <w:t xml:space="preserve"> build-debug --output-on-failure</w:t>
-      </w:r>
-    </w:p>
-    <w:p>
-      <w:pPr>
-        <w:spacing w:after="120"/>
-      </w:pPr>
-    </w:p>
-    <w:p>
-      <w:pPr>
-        <w:spacing w:after="120"/>
-      </w:pPr>
-      <w:r>
-        <w:t>Benchmark and plots (Release):</w:t>
-      </w:r>
-    </w:p>
-    <w:p>
-      <w:pPr>
-        <w:shd w:val="clear" w:color="auto" w:fill="F2F2F2"/>
-      </w:pPr>
-      <w:proofErr w:type="spellStart"/>
-      <w:r>
-        <w:rPr>
-          <w:rFonts w:ascii="Consolas" w:eastAsia="Consolas" w:hAnsi="Consolas" w:cs="Consolas"/>
-          <w:sz w:val="18"/>
-          <w:szCs w:val="18"/>
-        </w:rPr>
-        <w:t>cmake</w:t>
-      </w:r>
-      <w:proofErr w:type="spellEnd"/>
-      <w:r>
-        <w:rPr>
-          <w:rFonts w:ascii="Consolas" w:eastAsia="Consolas" w:hAnsi="Consolas" w:cs="Consolas"/>
-          <w:sz w:val="18"/>
-          <w:szCs w:val="18"/>
-        </w:rPr>
-        <w:t xml:space="preserve"> -</w:t>
-      </w:r>
-      <w:proofErr w:type="gramStart"/>
-      <w:r>
-        <w:rPr>
-          <w:rFonts w:ascii="Consolas" w:eastAsia="Consolas" w:hAnsi="Consolas" w:cs="Consolas"/>
-          <w:sz w:val="18"/>
-          <w:szCs w:val="18"/>
-        </w:rPr>
-        <w:t>S .</w:t>
-      </w:r>
-      <w:proofErr w:type="gramEnd"/>
-      <w:r>
-        <w:rPr>
-          <w:rFonts w:ascii="Consolas" w:eastAsia="Consolas" w:hAnsi="Consolas" w:cs="Consolas"/>
-          <w:sz w:val="18"/>
-          <w:szCs w:val="18"/>
-        </w:rPr>
-        <w:t xml:space="preserve"> -B build-release -G Ninja -DCMAKE_BUILD_TYPE=Release</w:t>
-      </w:r>
-    </w:p>
-    <w:p>
-      <w:pPr>
-        <w:shd w:val="clear" w:color="auto" w:fill="F2F2F2"/>
-      </w:pPr>
-      <w:proofErr w:type="spellStart"/>
-      <w:r>
-        <w:rPr>
-          <w:rFonts w:ascii="Consolas" w:eastAsia="Consolas" w:hAnsi="Consolas" w:cs="Consolas"/>
-          <w:sz w:val="18"/>
-          <w:szCs w:val="18"/>
-        </w:rPr>
-        <w:t>cmake</w:t>
-      </w:r>
-      <w:proofErr w:type="spellEnd"/>
-      <w:r>
-        <w:rPr>
-          <w:rFonts w:ascii="Consolas" w:eastAsia="Consolas" w:hAnsi="Consolas" w:cs="Consolas"/>
-          <w:sz w:val="18"/>
-          <w:szCs w:val="18"/>
-        </w:rPr>
-        <w:t xml:space="preserve"> --build build-release</w:t>
-      </w:r>
-    </w:p>
-    <w:p>
-      <w:pPr>
-        <w:shd w:val="clear" w:color="auto" w:fill="F2F2F2"/>
-      </w:pPr>
-      <w:r>
-        <w:rPr>
-          <w:rFonts w:ascii="Consolas" w:eastAsia="Consolas" w:hAnsi="Consolas" w:cs="Consolas"/>
-          <w:sz w:val="18"/>
-          <w:szCs w:val="18"/>
-        </w:rPr>
         <w:lastRenderedPageBreak/>
-        <w:t>build-release\bench.exe --out results\bench.csv --counts-out results\counts.csv --reps 7 --max-log 24 --quadratic-max-log 17 --seed 12345 --min-time-</w:t>
-      </w:r>
-      <w:proofErr w:type="spellStart"/>
-      <w:r>
-        <w:rPr>
-          <w:rFonts w:ascii="Consolas" w:eastAsia="Consolas" w:hAnsi="Consolas" w:cs="Consolas"/>
-          <w:sz w:val="18"/>
-          <w:szCs w:val="18"/>
-        </w:rPr>
-        <w:t>ms</w:t>
-      </w:r>
-      <w:proofErr w:type="spellEnd"/>
-      <w:r>
-        <w:rPr>
-          <w:rFonts w:ascii="Consolas" w:eastAsia="Consolas" w:hAnsi="Consolas" w:cs="Consolas"/>
-          <w:sz w:val="18"/>
-          <w:szCs w:val="18"/>
-        </w:rPr>
-        <w:t xml:space="preserve"> 5</w:t>
+        <w:t>build-release\bench.exe --out results\bench.csv --counts-out results\counts.csv --reps 7 --max-log 24 --quadratic-max-log 17 --seed 12345 --min-time-ms 5</w:t>
       </w:r>
     </w:p>
     <w:p>
